--- a/hk2-cau-truc-du-lieu-va-giai-thuat/Giai_bai_tap.docx
+++ b/hk2-cau-truc-du-lieu-va-giai-thuat/Giai_bai_tap.docx
@@ -1421,11 +1421,122 @@
           </w:tcPr>
           <w:p>
             <w:pPr>
-              <w:pStyle w:val="TableContents"/>
-              <w:rPr/>
-            </w:pPr>
-            <w:r>
-              <w:rPr/>
+              <w:pStyle w:val="Normal"/>
+              <w:rPr>
+                <w:rFonts w:ascii="Times New Roman" w:hAnsi="Times New Roman"/>
+                <w:color w:val="5B277D"/>
+                <w:sz w:val="22"/>
+                <w:szCs w:val="22"/>
+              </w:rPr>
+            </w:pPr>
+            <w:r>
+              <w:rPr>
+                <w:rFonts w:ascii="Times New Roman" w:hAnsi="Times New Roman"/>
+                <w:color w:val="5B277D"/>
+                <w:sz w:val="22"/>
+                <w:szCs w:val="22"/>
+              </w:rPr>
+              <w:t>Thuật toán: Insertion Sort</w:t>
+            </w:r>
+          </w:p>
+          <w:p>
+            <w:pPr>
+              <w:pStyle w:val="Normal"/>
+              <w:rPr>
+                <w:rFonts w:ascii="Times New Roman" w:hAnsi="Times New Roman"/>
+                <w:color w:val="5B277D"/>
+                <w:sz w:val="22"/>
+                <w:szCs w:val="22"/>
+              </w:rPr>
+            </w:pPr>
+            <w:r>
+              <w:rPr>
+                <w:rFonts w:ascii="Times New Roman" w:hAnsi="Times New Roman"/>
+                <w:color w:val="5B277D"/>
+                <w:sz w:val="22"/>
+                <w:szCs w:val="22"/>
+              </w:rPr>
+              <w:t>Thứ tự sắp xếp: tăng dần</w:t>
+            </w:r>
+          </w:p>
+          <w:p>
+            <w:pPr>
+              <w:pStyle w:val="Normal"/>
+              <w:rPr>
+                <w:rFonts w:ascii="Times New Roman" w:hAnsi="Times New Roman"/>
+                <w:color w:val="5B277D"/>
+                <w:sz w:val="22"/>
+                <w:szCs w:val="22"/>
+              </w:rPr>
+            </w:pPr>
+            <w:r>
+              <w:rPr>
+                <w:rFonts w:ascii="Times New Roman" w:hAnsi="Times New Roman"/>
+                <w:color w:val="5B277D"/>
+                <w:sz w:val="22"/>
+                <w:szCs w:val="22"/>
+              </w:rPr>
+              <w:t>Hoạt động tốt với mảng nhỏ hoặc gần như đã sắp xếp.</w:t>
+            </w:r>
+          </w:p>
+          <w:p>
+            <w:pPr>
+              <w:pStyle w:val="Normal"/>
+              <w:rPr>
+                <w:rFonts w:ascii="Times New Roman" w:hAnsi="Times New Roman"/>
+                <w:color w:val="5B277D"/>
+                <w:sz w:val="22"/>
+                <w:szCs w:val="22"/>
+              </w:rPr>
+            </w:pPr>
+            <w:r>
+              <w:rPr>
+                <w:rFonts w:ascii="Times New Roman" w:hAnsi="Times New Roman"/>
+                <w:color w:val="5B277D"/>
+                <w:sz w:val="22"/>
+                <w:szCs w:val="22"/>
+              </w:rPr>
+              <w:t>Độ phức tạp:</w:t>
+            </w:r>
+          </w:p>
+          <w:p>
+            <w:pPr>
+              <w:pStyle w:val="Normal"/>
+              <w:rPr>
+                <w:rFonts w:ascii="Times New Roman" w:hAnsi="Times New Roman"/>
+                <w:color w:val="5B277D"/>
+                <w:sz w:val="22"/>
+                <w:szCs w:val="22"/>
+              </w:rPr>
+            </w:pPr>
+            <w:r>
+              <w:rPr>
+                <w:rFonts w:ascii="Times New Roman" w:hAnsi="Times New Roman"/>
+                <w:color w:val="5B277D"/>
+                <w:sz w:val="22"/>
+                <w:szCs w:val="22"/>
+              </w:rPr>
+              <w:t>Tốt nhất: O(n)</w:t>
+            </w:r>
+          </w:p>
+          <w:p>
+            <w:pPr>
+              <w:pStyle w:val="Normal"/>
+              <w:rPr>
+                <w:rFonts w:ascii="Times New Roman" w:hAnsi="Times New Roman"/>
+                <w:color w:val="5B277D"/>
+                <w:sz w:val="22"/>
+                <w:szCs w:val="22"/>
+              </w:rPr>
+            </w:pPr>
+            <w:r>
+              <w:rPr>
+                <w:rFonts w:ascii="Times New Roman" w:hAnsi="Times New Roman"/>
+                <w:color w:val="5B277D"/>
+                <w:sz w:val="22"/>
+                <w:szCs w:val="22"/>
+              </w:rPr>
+              <w:t>Xấu nhất: O(n²)</w:t>
             </w:r>
           </w:p>
         </w:tc>
@@ -1726,23 +1837,103 @@
     <w:p>
       <w:pPr>
         <w:pStyle w:val="Normal"/>
+        <w:rPr>
+          <w:rFonts w:ascii="Times New Roman" w:hAnsi="Times New Roman"/>
+          <w:color w:val="5B277D"/>
+          <w:sz w:val="22"/>
+          <w:szCs w:val="22"/>
+        </w:rPr>
+      </w:pPr>
+      <w:r>
+        <w:rPr>
+          <w:rFonts w:ascii="Times New Roman" w:hAnsi="Times New Roman"/>
+          <w:color w:val="5B277D"/>
+          <w:sz w:val="22"/>
+          <w:szCs w:val="22"/>
+        </w:rPr>
+        <w:t>Tìm kiếm nhị phân (Binary Search)</w:t>
+      </w:r>
+    </w:p>
+    <w:p>
+      <w:pPr>
+        <w:pStyle w:val="Normal"/>
+        <w:rPr>
+          <w:rFonts w:ascii="Times New Roman" w:hAnsi="Times New Roman"/>
+          <w:color w:val="5B277D"/>
+          <w:sz w:val="22"/>
+          <w:szCs w:val="22"/>
+        </w:rPr>
+      </w:pPr>
+      <w:r>
+        <w:rPr>
+          <w:rFonts w:ascii="Times New Roman" w:hAnsi="Times New Roman"/>
+          <w:color w:val="5B277D"/>
+          <w:sz w:val="22"/>
+          <w:szCs w:val="22"/>
+        </w:rPr>
+        <w:t>Lý do:</w:t>
+      </w:r>
+    </w:p>
+    <w:p>
+      <w:pPr>
+        <w:pStyle w:val="Normal"/>
+        <w:rPr>
+          <w:rFonts w:ascii="Times New Roman" w:hAnsi="Times New Roman"/>
+          <w:color w:val="5B277D"/>
+          <w:sz w:val="22"/>
+          <w:szCs w:val="22"/>
+        </w:rPr>
+      </w:pPr>
+      <w:r>
+        <w:rPr>
+          <w:rFonts w:ascii="Times New Roman" w:hAnsi="Times New Roman"/>
+          <w:color w:val="5B277D"/>
+          <w:sz w:val="22"/>
+          <w:szCs w:val="22"/>
+        </w:rPr>
+        <w:t>Binary Search chỉ áp dụng khi dữ liệu đã sắp xếp (tăng hoặc giảm đều được).</w:t>
+      </w:r>
+    </w:p>
+    <w:p>
+      <w:pPr>
+        <w:pStyle w:val="Normal"/>
+        <w:rPr>
+          <w:rFonts w:ascii="Times New Roman" w:hAnsi="Times New Roman"/>
+          <w:color w:val="5B277D"/>
+          <w:sz w:val="22"/>
+          <w:szCs w:val="22"/>
+        </w:rPr>
+      </w:pPr>
+      <w:r>
+        <w:rPr>
+          <w:rFonts w:ascii="Times New Roman" w:hAnsi="Times New Roman"/>
+          <w:color w:val="5B277D"/>
+          <w:sz w:val="22"/>
+          <w:szCs w:val="22"/>
+        </w:rPr>
+        <w:t>Mỗi lần tìm sẽ loại bỏ một nửa số phần tử.</w:t>
+      </w:r>
+    </w:p>
+    <w:p>
+      <w:pPr>
+        <w:pStyle w:val="Normal"/>
         <w:rPr/>
       </w:pPr>
       <w:r>
         <w:rPr>
           <w:rFonts w:ascii="Times New Roman" w:hAnsi="Times New Roman"/>
-          <w:sz w:val="25"/>
-          <w:szCs w:val="25"/>
-        </w:rPr>
-        <w:t>………………………………………………………………………</w:t>
-      </w:r>
-      <w:r>
-        <w:rPr>
-          <w:rFonts w:ascii="Times New Roman" w:hAnsi="Times New Roman"/>
-          <w:sz w:val="25"/>
-          <w:szCs w:val="25"/>
-        </w:rPr>
-        <w:t>...</w:t>
+          <w:color w:val="5B277D"/>
+          <w:sz w:val="22"/>
+          <w:szCs w:val="22"/>
+        </w:rPr>
+        <w:t>Độ phức tạp thời gian: O(log n) → rất nhanh với dãy lớn.</w:t>
+      </w:r>
+      <w:r>
+        <w:rPr>
+          <w:rFonts w:ascii="Times New Roman" w:hAnsi="Times New Roman"/>
+          <w:sz w:val="25"/>
+          <w:szCs w:val="25"/>
+        </w:rPr>
         <w:br/>
       </w:r>
       <w:r>
@@ -2306,6 +2497,86 @@
       <w:pPr>
         <w:pStyle w:val="Normal"/>
         <w:rPr>
+          <w:rFonts w:ascii="Times New Roman" w:hAnsi="Times New Roman"/>
+          <w:color w:val="5B277D"/>
+          <w:sz w:val="22"/>
+          <w:szCs w:val="22"/>
+        </w:rPr>
+      </w:pPr>
+      <w:r>
+        <w:rPr>
+          <w:rFonts w:ascii="Times New Roman" w:hAnsi="Times New Roman"/>
+          <w:color w:val="5B277D"/>
+          <w:sz w:val="22"/>
+          <w:szCs w:val="22"/>
+        </w:rPr>
+        <w:t>Điều kiện: node-&gt;pLeft != NULL &amp;&amp; node-&gt;pRight != NULL</w:t>
+      </w:r>
+    </w:p>
+    <w:p>
+      <w:pPr>
+        <w:pStyle w:val="Normal"/>
+        <w:rPr>
+          <w:rFonts w:ascii="Times New Roman" w:hAnsi="Times New Roman"/>
+          <w:color w:val="5B277D"/>
+          <w:sz w:val="22"/>
+          <w:szCs w:val="22"/>
+        </w:rPr>
+      </w:pPr>
+      <w:r>
+        <w:rPr>
+          <w:rFonts w:ascii="Times New Roman" w:hAnsi="Times New Roman"/>
+          <w:color w:val="5B277D"/>
+          <w:sz w:val="22"/>
+          <w:szCs w:val="22"/>
+        </w:rPr>
+        <w:t>pLeft != NULL → Node có nhánh con trái</w:t>
+      </w:r>
+    </w:p>
+    <w:p>
+      <w:pPr>
+        <w:pStyle w:val="Normal"/>
+        <w:rPr>
+          <w:rFonts w:ascii="Times New Roman" w:hAnsi="Times New Roman"/>
+          <w:color w:val="5B277D"/>
+          <w:sz w:val="22"/>
+          <w:szCs w:val="22"/>
+        </w:rPr>
+      </w:pPr>
+      <w:r>
+        <w:rPr>
+          <w:rFonts w:ascii="Times New Roman" w:hAnsi="Times New Roman"/>
+          <w:color w:val="5B277D"/>
+          <w:sz w:val="22"/>
+          <w:szCs w:val="22"/>
+        </w:rPr>
+        <w:t>pRight != NULL → Node có nhánh con phải</w:t>
+      </w:r>
+    </w:p>
+    <w:p>
+      <w:pPr>
+        <w:pStyle w:val="Normal"/>
+        <w:rPr>
+          <w:rFonts w:ascii="Times New Roman" w:hAnsi="Times New Roman"/>
+          <w:color w:val="5B277D"/>
+          <w:sz w:val="22"/>
+          <w:szCs w:val="22"/>
+        </w:rPr>
+      </w:pPr>
+      <w:r>
+        <w:rPr>
+          <w:rFonts w:ascii="Times New Roman" w:hAnsi="Times New Roman"/>
+          <w:color w:val="5B277D"/>
+          <w:sz w:val="22"/>
+          <w:szCs w:val="22"/>
+        </w:rPr>
+        <w:t>Cả hai cùng khác NULL → Node có đủ 2 nhánh con</w:t>
+      </w:r>
+    </w:p>
+    <w:p>
+      <w:pPr>
+        <w:pStyle w:val="Normal"/>
+        <w:rPr>
           <w:rFonts w:ascii="Times New Roman" w:hAnsi="Times New Roman" w:eastAsia="NSimSun" w:cs="Lucida Sans"/>
           <w:color w:val="auto"/>
           <w:kern w:val="2"/>
@@ -2323,135 +2594,8 @@
           <w:szCs w:val="25"/>
           <w:lang w:val="en-US" w:eastAsia="zh-CN" w:bidi="hi-IN"/>
         </w:rPr>
-        <w:t>………………………………………………………………………</w:t>
-      </w:r>
-      <w:r>
-        <w:rPr>
-          <w:rFonts w:eastAsia="NSimSun" w:cs="Lucida Sans" w:ascii="Times New Roman" w:hAnsi="Times New Roman"/>
-          <w:color w:val="auto"/>
-          <w:kern w:val="2"/>
-          <w:sz w:val="25"/>
-          <w:szCs w:val="25"/>
-          <w:lang w:val="en-US" w:eastAsia="zh-CN" w:bidi="hi-IN"/>
-        </w:rPr>
-        <w:t>...</w:t>
         <w:br/>
         <w:br/>
-      </w:r>
-    </w:p>
-    <w:p>
-      <w:pPr>
-        <w:pStyle w:val="Normal"/>
-        <w:rPr>
-          <w:rFonts w:ascii="Times New Roman" w:hAnsi="Times New Roman" w:eastAsia="NSimSun" w:cs="Lucida Sans"/>
-          <w:color w:val="auto"/>
-          <w:kern w:val="2"/>
-          <w:sz w:val="25"/>
-          <w:szCs w:val="25"/>
-          <w:lang w:val="en-US" w:eastAsia="zh-CN" w:bidi="hi-IN"/>
-        </w:rPr>
-      </w:pPr>
-      <w:r>
-        <w:rPr>
-          <w:rFonts w:eastAsia="NSimSun" w:cs="Lucida Sans" w:ascii="Times New Roman" w:hAnsi="Times New Roman"/>
-          <w:color w:val="auto"/>
-          <w:kern w:val="2"/>
-          <w:sz w:val="25"/>
-          <w:szCs w:val="25"/>
-          <w:lang w:val="en-US" w:eastAsia="zh-CN" w:bidi="hi-IN"/>
-        </w:rPr>
-      </w:r>
-    </w:p>
-    <w:p>
-      <w:pPr>
-        <w:pStyle w:val="Normal"/>
-        <w:rPr>
-          <w:rFonts w:ascii="Times New Roman" w:hAnsi="Times New Roman" w:eastAsia="NSimSun" w:cs="Lucida Sans"/>
-          <w:color w:val="auto"/>
-          <w:kern w:val="2"/>
-          <w:sz w:val="25"/>
-          <w:szCs w:val="25"/>
-          <w:lang w:val="en-US" w:eastAsia="zh-CN" w:bidi="hi-IN"/>
-        </w:rPr>
-      </w:pPr>
-      <w:r>
-        <w:rPr>
-          <w:rFonts w:eastAsia="NSimSun" w:cs="Lucida Sans" w:ascii="Times New Roman" w:hAnsi="Times New Roman"/>
-          <w:color w:val="auto"/>
-          <w:kern w:val="2"/>
-          <w:sz w:val="25"/>
-          <w:szCs w:val="25"/>
-          <w:lang w:val="en-US" w:eastAsia="zh-CN" w:bidi="hi-IN"/>
-        </w:rPr>
-      </w:r>
-    </w:p>
-    <w:p>
-      <w:pPr>
-        <w:pStyle w:val="Normal"/>
-        <w:rPr>
-          <w:rFonts w:ascii="Times New Roman" w:hAnsi="Times New Roman" w:eastAsia="NSimSun" w:cs="Lucida Sans"/>
-          <w:color w:val="auto"/>
-          <w:kern w:val="2"/>
-          <w:sz w:val="25"/>
-          <w:szCs w:val="25"/>
-          <w:lang w:val="en-US" w:eastAsia="zh-CN" w:bidi="hi-IN"/>
-        </w:rPr>
-      </w:pPr>
-      <w:r>
-        <w:rPr>
-          <w:rFonts w:eastAsia="NSimSun" w:cs="Lucida Sans" w:ascii="Times New Roman" w:hAnsi="Times New Roman"/>
-          <w:color w:val="auto"/>
-          <w:kern w:val="2"/>
-          <w:sz w:val="25"/>
-          <w:szCs w:val="25"/>
-          <w:lang w:val="en-US" w:eastAsia="zh-CN" w:bidi="hi-IN"/>
-        </w:rPr>
-      </w:r>
-    </w:p>
-    <w:p>
-      <w:pPr>
-        <w:pStyle w:val="Normal"/>
-        <w:rPr>
-          <w:rFonts w:ascii="Times New Roman" w:hAnsi="Times New Roman" w:eastAsia="NSimSun" w:cs="Lucida Sans"/>
-          <w:color w:val="auto"/>
-          <w:kern w:val="2"/>
-          <w:sz w:val="25"/>
-          <w:szCs w:val="25"/>
-          <w:lang w:val="en-US" w:eastAsia="zh-CN" w:bidi="hi-IN"/>
-        </w:rPr>
-      </w:pPr>
-      <w:r>
-        <w:rPr>
-          <w:rFonts w:eastAsia="NSimSun" w:cs="Lucida Sans" w:ascii="Times New Roman" w:hAnsi="Times New Roman"/>
-          <w:color w:val="auto"/>
-          <w:kern w:val="2"/>
-          <w:sz w:val="25"/>
-          <w:szCs w:val="25"/>
-          <w:lang w:val="en-US" w:eastAsia="zh-CN" w:bidi="hi-IN"/>
-        </w:rPr>
-      </w:r>
-    </w:p>
-    <w:p>
-      <w:pPr>
-        <w:pStyle w:val="Normal"/>
-        <w:rPr>
-          <w:rFonts w:ascii="Times New Roman" w:hAnsi="Times New Roman" w:eastAsia="NSimSun" w:cs="Lucida Sans"/>
-          <w:color w:val="auto"/>
-          <w:kern w:val="2"/>
-          <w:sz w:val="25"/>
-          <w:szCs w:val="25"/>
-          <w:lang w:val="en-US" w:eastAsia="zh-CN" w:bidi="hi-IN"/>
-        </w:rPr>
-      </w:pPr>
-      <w:r>
-        <w:rPr>
-          <w:rFonts w:eastAsia="NSimSun" w:cs="Lucida Sans" w:ascii="Times New Roman" w:hAnsi="Times New Roman"/>
-          <w:color w:val="auto"/>
-          <w:kern w:val="2"/>
-          <w:sz w:val="25"/>
-          <w:szCs w:val="25"/>
-          <w:lang w:val="en-US" w:eastAsia="zh-CN" w:bidi="hi-IN"/>
-        </w:rPr>
       </w:r>
     </w:p>
     <w:p>
@@ -2671,14 +2815,14 @@
         </w:tblCellMar>
       </w:tblPr>
       <w:tblGrid>
-        <w:gridCol w:w="4986"/>
+        <w:gridCol w:w="4985"/>
         <w:gridCol w:w="4986"/>
       </w:tblGrid>
       <w:tr>
         <w:trPr/>
         <w:tc>
           <w:tcPr>
-            <w:tcW w:w="4986" w:type="dxa"/>
+            <w:tcW w:w="4985" w:type="dxa"/>
             <w:tcBorders>
               <w:top w:val="single" w:sz="4" w:space="0" w:color="000000"/>
               <w:start w:val="single" w:sz="4" w:space="0" w:color="000000"/>
@@ -4058,16 +4202,44 @@
           </w:tcPr>
           <w:p>
             <w:pPr>
-              <w:pStyle w:val="TableContents"/>
-              <w:rPr/>
-            </w:pPr>
-            <w:r>
-              <w:rPr/>
+              <w:pStyle w:val="Normal"/>
+              <w:rPr>
+                <w:rFonts w:ascii="Times New Roman" w:hAnsi="Times New Roman"/>
+                <w:color w:val="5B277D"/>
+                <w:sz w:val="22"/>
+                <w:szCs w:val="22"/>
+              </w:rPr>
+            </w:pPr>
+            <w:r>
+              <w:rPr>
+                <w:rFonts w:ascii="Times New Roman" w:hAnsi="Times New Roman"/>
+                <w:color w:val="5B277D"/>
+                <w:sz w:val="22"/>
+                <w:szCs w:val="22"/>
+              </w:rPr>
+              <w:t>1.2</w:t>
             </w:r>
           </w:p>
         </w:tc>
       </w:tr>
     </w:tbl>
+    <w:p>
+      <w:pPr>
+        <w:pStyle w:val="Normal"/>
+        <w:rPr>
+          <w:rFonts w:ascii="Times New Roman" w:hAnsi="Times New Roman"/>
+          <w:sz w:val="25"/>
+          <w:szCs w:val="25"/>
+        </w:rPr>
+      </w:pPr>
+      <w:r>
+        <w:rPr>
+          <w:rFonts w:ascii="Times New Roman" w:hAnsi="Times New Roman"/>
+          <w:sz w:val="25"/>
+          <w:szCs w:val="25"/>
+        </w:rPr>
+      </w:r>
+    </w:p>
     <w:p>
       <w:pPr>
         <w:pStyle w:val="Normal"/>
@@ -4418,14 +4590,14 @@
         </w:tblCellMar>
       </w:tblPr>
       <w:tblGrid>
-        <w:gridCol w:w="4986"/>
+        <w:gridCol w:w="4985"/>
         <w:gridCol w:w="4986"/>
       </w:tblGrid>
       <w:tr>
         <w:trPr/>
         <w:tc>
           <w:tcPr>
-            <w:tcW w:w="4986" w:type="dxa"/>
+            <w:tcW w:w="4985" w:type="dxa"/>
             <w:tcBorders>
               <w:top w:val="single" w:sz="4" w:space="0" w:color="000000"/>
               <w:start w:val="single" w:sz="4" w:space="0" w:color="000000"/>
@@ -6056,11 +6228,22 @@
           </w:tcPr>
           <w:p>
             <w:pPr>
-              <w:pStyle w:val="TableContents"/>
-              <w:rPr/>
-            </w:pPr>
-            <w:r>
-              <w:rPr/>
+              <w:pStyle w:val="Normal"/>
+              <w:rPr>
+                <w:rFonts w:ascii="Times New Roman" w:hAnsi="Times New Roman"/>
+                <w:color w:val="5B277D"/>
+                <w:sz w:val="22"/>
+                <w:szCs w:val="22"/>
+              </w:rPr>
+            </w:pPr>
+            <w:r>
+              <w:rPr>
+                <w:rFonts w:ascii="Times New Roman" w:hAnsi="Times New Roman"/>
+                <w:color w:val="5B277D"/>
+                <w:sz w:val="22"/>
+                <w:szCs w:val="22"/>
+              </w:rPr>
+              <w:t>0</w:t>
             </w:r>
           </w:p>
         </w:tc>
@@ -6592,20 +6775,7 @@
           <w:szCs w:val="25"/>
           <w:lang w:val="en-US" w:eastAsia="zh-CN" w:bidi="hi-IN"/>
         </w:rPr>
-        <w:t xml:space="preserve">Câu </w:t>
-      </w:r>
-      <w:r>
-        <w:rPr>
-          <w:rFonts w:eastAsia="NSimSun" w:cs="Lucida Sans" w:ascii="Times New Roman" w:hAnsi="Times New Roman"/>
-          <w:b/>
-          <w:bCs/>
-          <w:color w:val="auto"/>
-          <w:kern w:val="2"/>
-          <w:sz w:val="25"/>
-          <w:szCs w:val="25"/>
-          <w:lang w:val="en-US" w:eastAsia="zh-CN" w:bidi="hi-IN"/>
-        </w:rPr>
-        <w:t>6</w:t>
+        <w:t>Câu 6</w:t>
       </w:r>
       <w:r>
         <w:rPr>
@@ -6633,14 +6803,14 @@
         </w:tblCellMar>
       </w:tblPr>
       <w:tblGrid>
-        <w:gridCol w:w="4986"/>
+        <w:gridCol w:w="4985"/>
         <w:gridCol w:w="4986"/>
       </w:tblGrid>
       <w:tr>
         <w:trPr/>
         <w:tc>
           <w:tcPr>
-            <w:tcW w:w="4986" w:type="dxa"/>
+            <w:tcW w:w="4985" w:type="dxa"/>
             <w:tcBorders>
               <w:top w:val="single" w:sz="4" w:space="0" w:color="000000"/>
               <w:start w:val="single" w:sz="4" w:space="0" w:color="000000"/>
@@ -8474,11 +8644,22 @@
           </w:tcPr>
           <w:p>
             <w:pPr>
-              <w:pStyle w:val="TableContents"/>
-              <w:rPr/>
-            </w:pPr>
-            <w:r>
-              <w:rPr/>
+              <w:pStyle w:val="Normal"/>
+              <w:rPr>
+                <w:rFonts w:ascii="Times New Roman" w:hAnsi="Times New Roman"/>
+                <w:color w:val="5B277D"/>
+                <w:sz w:val="22"/>
+                <w:szCs w:val="22"/>
+              </w:rPr>
+            </w:pPr>
+            <w:r>
+              <w:rPr>
+                <w:rFonts w:ascii="Times New Roman" w:hAnsi="Times New Roman"/>
+                <w:color w:val="5B277D"/>
+                <w:sz w:val="22"/>
+                <w:szCs w:val="22"/>
+              </w:rPr>
+              <w:t>39</w:t>
             </w:r>
           </w:p>
         </w:tc>
@@ -8844,20 +9025,7 @@
           <w:szCs w:val="25"/>
           <w:lang w:val="en-US" w:eastAsia="zh-CN" w:bidi="hi-IN"/>
         </w:rPr>
-        <w:t xml:space="preserve">Câu </w:t>
-      </w:r>
-      <w:r>
-        <w:rPr>
-          <w:rFonts w:eastAsia="NSimSun" w:cs="Lucida Sans" w:ascii="Times New Roman" w:hAnsi="Times New Roman"/>
-          <w:b/>
-          <w:bCs/>
-          <w:color w:val="auto"/>
-          <w:kern w:val="2"/>
-          <w:sz w:val="25"/>
-          <w:szCs w:val="25"/>
-          <w:lang w:val="en-US" w:eastAsia="zh-CN" w:bidi="hi-IN"/>
-        </w:rPr>
-        <w:t>7</w:t>
+        <w:t>Câu 7</w:t>
       </w:r>
       <w:r>
         <w:rPr>
@@ -8885,14 +9053,14 @@
         </w:tblCellMar>
       </w:tblPr>
       <w:tblGrid>
-        <w:gridCol w:w="4986"/>
+        <w:gridCol w:w="4985"/>
         <w:gridCol w:w="4986"/>
       </w:tblGrid>
       <w:tr>
         <w:trPr/>
         <w:tc>
           <w:tcPr>
-            <w:tcW w:w="4986" w:type="dxa"/>
+            <w:tcW w:w="4985" w:type="dxa"/>
             <w:tcBorders>
               <w:top w:val="single" w:sz="4" w:space="0" w:color="000000"/>
               <w:start w:val="single" w:sz="4" w:space="0" w:color="000000"/>
@@ -10528,11 +10696,22 @@
           </w:tcPr>
           <w:p>
             <w:pPr>
-              <w:pStyle w:val="TableContents"/>
-              <w:rPr/>
-            </w:pPr>
-            <w:r>
-              <w:rPr/>
+              <w:pStyle w:val="Normal"/>
+              <w:rPr>
+                <w:rFonts w:ascii="Times New Roman" w:hAnsi="Times New Roman"/>
+                <w:color w:val="5B277D"/>
+                <w:sz w:val="22"/>
+                <w:szCs w:val="22"/>
+              </w:rPr>
+            </w:pPr>
+            <w:r>
+              <w:rPr>
+                <w:rFonts w:ascii="Times New Roman" w:hAnsi="Times New Roman"/>
+                <w:color w:val="5B277D"/>
+                <w:sz w:val="22"/>
+                <w:szCs w:val="22"/>
+              </w:rPr>
+              <w:t>5.3</w:t>
             </w:r>
           </w:p>
         </w:tc>
@@ -10558,6 +10737,329 @@
           <w:sz w:val="25"/>
           <w:szCs w:val="25"/>
           <w:lang w:val="en-US" w:eastAsia="zh-CN" w:bidi="hi-IN"/>
+        </w:rPr>
+      </w:r>
+    </w:p>
+    <w:p>
+      <w:pPr>
+        <w:pStyle w:val="Normal"/>
+        <w:rPr>
+          <w:rFonts w:ascii="Times New Roman" w:hAnsi="Times New Roman"/>
+          <w:sz w:val="25"/>
+          <w:szCs w:val="25"/>
+        </w:rPr>
+      </w:pPr>
+      <w:r>
+        <w:rPr>
+          <w:rFonts w:ascii="Times New Roman" w:hAnsi="Times New Roman"/>
+          <w:sz w:val="25"/>
+          <w:szCs w:val="25"/>
+        </w:rPr>
+      </w:r>
+    </w:p>
+    <w:p>
+      <w:pPr>
+        <w:pStyle w:val="Normal"/>
+        <w:rPr>
+          <w:rFonts w:ascii="Times New Roman" w:hAnsi="Times New Roman"/>
+          <w:sz w:val="25"/>
+          <w:szCs w:val="25"/>
+        </w:rPr>
+      </w:pPr>
+      <w:r>
+        <w:rPr>
+          <w:rFonts w:ascii="Times New Roman" w:hAnsi="Times New Roman"/>
+          <w:sz w:val="25"/>
+          <w:szCs w:val="25"/>
+        </w:rPr>
+      </w:r>
+    </w:p>
+    <w:p>
+      <w:pPr>
+        <w:pStyle w:val="Normal"/>
+        <w:rPr>
+          <w:rFonts w:ascii="Times New Roman" w:hAnsi="Times New Roman"/>
+          <w:sz w:val="25"/>
+          <w:szCs w:val="25"/>
+        </w:rPr>
+      </w:pPr>
+      <w:r>
+        <w:rPr>
+          <w:rFonts w:ascii="Times New Roman" w:hAnsi="Times New Roman"/>
+          <w:sz w:val="25"/>
+          <w:szCs w:val="25"/>
+        </w:rPr>
+      </w:r>
+    </w:p>
+    <w:p>
+      <w:pPr>
+        <w:pStyle w:val="Normal"/>
+        <w:rPr>
+          <w:rFonts w:ascii="Times New Roman" w:hAnsi="Times New Roman"/>
+          <w:sz w:val="25"/>
+          <w:szCs w:val="25"/>
+        </w:rPr>
+      </w:pPr>
+      <w:r>
+        <w:rPr>
+          <w:rFonts w:ascii="Times New Roman" w:hAnsi="Times New Roman"/>
+          <w:sz w:val="25"/>
+          <w:szCs w:val="25"/>
+        </w:rPr>
+      </w:r>
+    </w:p>
+    <w:p>
+      <w:pPr>
+        <w:pStyle w:val="Normal"/>
+        <w:rPr>
+          <w:rFonts w:ascii="Times New Roman" w:hAnsi="Times New Roman"/>
+          <w:sz w:val="25"/>
+          <w:szCs w:val="25"/>
+        </w:rPr>
+      </w:pPr>
+      <w:r>
+        <w:rPr>
+          <w:rFonts w:ascii="Times New Roman" w:hAnsi="Times New Roman"/>
+          <w:sz w:val="25"/>
+          <w:szCs w:val="25"/>
+        </w:rPr>
+      </w:r>
+    </w:p>
+    <w:p>
+      <w:pPr>
+        <w:pStyle w:val="Normal"/>
+        <w:rPr>
+          <w:rFonts w:ascii="Times New Roman" w:hAnsi="Times New Roman"/>
+          <w:sz w:val="25"/>
+          <w:szCs w:val="25"/>
+        </w:rPr>
+      </w:pPr>
+      <w:r>
+        <w:rPr>
+          <w:rFonts w:ascii="Times New Roman" w:hAnsi="Times New Roman"/>
+          <w:sz w:val="25"/>
+          <w:szCs w:val="25"/>
+        </w:rPr>
+      </w:r>
+    </w:p>
+    <w:p>
+      <w:pPr>
+        <w:pStyle w:val="Normal"/>
+        <w:rPr>
+          <w:rFonts w:ascii="Times New Roman" w:hAnsi="Times New Roman"/>
+          <w:sz w:val="25"/>
+          <w:szCs w:val="25"/>
+        </w:rPr>
+      </w:pPr>
+      <w:r>
+        <w:rPr>
+          <w:rFonts w:ascii="Times New Roman" w:hAnsi="Times New Roman"/>
+          <w:sz w:val="25"/>
+          <w:szCs w:val="25"/>
+        </w:rPr>
+      </w:r>
+    </w:p>
+    <w:p>
+      <w:pPr>
+        <w:pStyle w:val="Normal"/>
+        <w:rPr>
+          <w:rFonts w:ascii="Times New Roman" w:hAnsi="Times New Roman"/>
+          <w:sz w:val="25"/>
+          <w:szCs w:val="25"/>
+        </w:rPr>
+      </w:pPr>
+      <w:r>
+        <w:rPr>
+          <w:rFonts w:ascii="Times New Roman" w:hAnsi="Times New Roman"/>
+          <w:sz w:val="25"/>
+          <w:szCs w:val="25"/>
+        </w:rPr>
+      </w:r>
+    </w:p>
+    <w:p>
+      <w:pPr>
+        <w:pStyle w:val="Normal"/>
+        <w:rPr>
+          <w:rFonts w:ascii="Times New Roman" w:hAnsi="Times New Roman"/>
+          <w:sz w:val="25"/>
+          <w:szCs w:val="25"/>
+        </w:rPr>
+      </w:pPr>
+      <w:r>
+        <w:rPr>
+          <w:rFonts w:ascii="Times New Roman" w:hAnsi="Times New Roman"/>
+          <w:sz w:val="25"/>
+          <w:szCs w:val="25"/>
+        </w:rPr>
+      </w:r>
+    </w:p>
+    <w:p>
+      <w:pPr>
+        <w:pStyle w:val="Normal"/>
+        <w:rPr>
+          <w:rFonts w:ascii="Times New Roman" w:hAnsi="Times New Roman"/>
+          <w:sz w:val="25"/>
+          <w:szCs w:val="25"/>
+        </w:rPr>
+      </w:pPr>
+      <w:r>
+        <w:rPr>
+          <w:rFonts w:ascii="Times New Roman" w:hAnsi="Times New Roman"/>
+          <w:sz w:val="25"/>
+          <w:szCs w:val="25"/>
+        </w:rPr>
+      </w:r>
+    </w:p>
+    <w:p>
+      <w:pPr>
+        <w:pStyle w:val="Normal"/>
+        <w:rPr>
+          <w:rFonts w:ascii="Times New Roman" w:hAnsi="Times New Roman"/>
+          <w:sz w:val="25"/>
+          <w:szCs w:val="25"/>
+        </w:rPr>
+      </w:pPr>
+      <w:r>
+        <w:rPr>
+          <w:rFonts w:ascii="Times New Roman" w:hAnsi="Times New Roman"/>
+          <w:sz w:val="25"/>
+          <w:szCs w:val="25"/>
+        </w:rPr>
+      </w:r>
+    </w:p>
+    <w:p>
+      <w:pPr>
+        <w:pStyle w:val="Normal"/>
+        <w:rPr>
+          <w:rFonts w:ascii="Times New Roman" w:hAnsi="Times New Roman"/>
+          <w:sz w:val="25"/>
+          <w:szCs w:val="25"/>
+        </w:rPr>
+      </w:pPr>
+      <w:r>
+        <w:rPr>
+          <w:rFonts w:ascii="Times New Roman" w:hAnsi="Times New Roman"/>
+          <w:sz w:val="25"/>
+          <w:szCs w:val="25"/>
+        </w:rPr>
+      </w:r>
+    </w:p>
+    <w:p>
+      <w:pPr>
+        <w:pStyle w:val="Normal"/>
+        <w:rPr>
+          <w:rFonts w:ascii="Times New Roman" w:hAnsi="Times New Roman"/>
+          <w:sz w:val="25"/>
+          <w:szCs w:val="25"/>
+        </w:rPr>
+      </w:pPr>
+      <w:r>
+        <w:rPr>
+          <w:rFonts w:ascii="Times New Roman" w:hAnsi="Times New Roman"/>
+          <w:sz w:val="25"/>
+          <w:szCs w:val="25"/>
+        </w:rPr>
+      </w:r>
+    </w:p>
+    <w:p>
+      <w:pPr>
+        <w:pStyle w:val="Normal"/>
+        <w:rPr>
+          <w:rFonts w:ascii="Times New Roman" w:hAnsi="Times New Roman"/>
+          <w:sz w:val="25"/>
+          <w:szCs w:val="25"/>
+        </w:rPr>
+      </w:pPr>
+      <w:r>
+        <w:rPr>
+          <w:rFonts w:ascii="Times New Roman" w:hAnsi="Times New Roman"/>
+          <w:sz w:val="25"/>
+          <w:szCs w:val="25"/>
+        </w:rPr>
+      </w:r>
+    </w:p>
+    <w:p>
+      <w:pPr>
+        <w:pStyle w:val="Normal"/>
+        <w:rPr>
+          <w:rFonts w:ascii="Times New Roman" w:hAnsi="Times New Roman"/>
+          <w:sz w:val="25"/>
+          <w:szCs w:val="25"/>
+        </w:rPr>
+      </w:pPr>
+      <w:r>
+        <w:rPr>
+          <w:rFonts w:ascii="Times New Roman" w:hAnsi="Times New Roman"/>
+          <w:sz w:val="25"/>
+          <w:szCs w:val="25"/>
+        </w:rPr>
+      </w:r>
+    </w:p>
+    <w:p>
+      <w:pPr>
+        <w:pStyle w:val="Normal"/>
+        <w:rPr>
+          <w:rFonts w:ascii="Times New Roman" w:hAnsi="Times New Roman"/>
+          <w:sz w:val="25"/>
+          <w:szCs w:val="25"/>
+        </w:rPr>
+      </w:pPr>
+      <w:r>
+        <w:rPr>
+          <w:rFonts w:ascii="Times New Roman" w:hAnsi="Times New Roman"/>
+          <w:sz w:val="25"/>
+          <w:szCs w:val="25"/>
+        </w:rPr>
+      </w:r>
+    </w:p>
+    <w:p>
+      <w:pPr>
+        <w:pStyle w:val="Normal"/>
+        <w:rPr>
+          <w:rFonts w:ascii="Times New Roman" w:hAnsi="Times New Roman"/>
+          <w:sz w:val="25"/>
+          <w:szCs w:val="25"/>
+        </w:rPr>
+      </w:pPr>
+      <w:r>
+        <w:rPr>
+          <w:rFonts w:ascii="Times New Roman" w:hAnsi="Times New Roman"/>
+          <w:sz w:val="25"/>
+          <w:szCs w:val="25"/>
+        </w:rPr>
+      </w:r>
+    </w:p>
+    <w:p>
+      <w:pPr>
+        <w:pStyle w:val="Normal"/>
+        <w:rPr>
+          <w:rFonts w:ascii="Times New Roman" w:hAnsi="Times New Roman"/>
+          <w:sz w:val="25"/>
+          <w:szCs w:val="25"/>
+        </w:rPr>
+      </w:pPr>
+      <w:r>
+        <w:rPr>
+          <w:rFonts w:ascii="Times New Roman" w:hAnsi="Times New Roman"/>
+          <w:sz w:val="25"/>
+          <w:szCs w:val="25"/>
+        </w:rPr>
+      </w:r>
+    </w:p>
+    <w:p>
+      <w:pPr>
+        <w:pStyle w:val="Normal"/>
+        <w:rPr>
+          <w:rFonts w:ascii="Times New Roman" w:hAnsi="Times New Roman"/>
+          <w:sz w:val="25"/>
+          <w:szCs w:val="25"/>
+        </w:rPr>
+      </w:pPr>
+      <w:r>
+        <w:rPr>
+          <w:rFonts w:ascii="Times New Roman" w:hAnsi="Times New Roman"/>
+          <w:sz w:val="25"/>
+          <w:szCs w:val="25"/>
         </w:rPr>
       </w:r>
     </w:p>
@@ -10621,10 +11123,10 @@
       </w:tblPr>
       <w:tblGrid>
         <w:gridCol w:w="1440"/>
+        <w:gridCol w:w="1439"/>
+        <w:gridCol w:w="1441"/>
         <w:gridCol w:w="1440"/>
-        <w:gridCol w:w="1440"/>
-        <w:gridCol w:w="1440"/>
-        <w:gridCol w:w="1440"/>
+        <w:gridCol w:w="1439"/>
         <w:gridCol w:w="1440"/>
       </w:tblGrid>
       <w:tr>
@@ -10652,7 +11154,7 @@
         </w:tc>
         <w:tc>
           <w:tcPr>
-            <w:tcW w:w="1440" w:type="dxa"/>
+            <w:tcW w:w="1439" w:type="dxa"/>
             <w:tcBorders>
               <w:top w:val="single" w:sz="4" w:space="0" w:color="000000"/>
               <w:start w:val="single" w:sz="4" w:space="0" w:color="000000"/>
@@ -10668,6 +11170,27 @@
             <w:r>
               <w:rPr/>
               <w:t>69</w:t>
+            </w:r>
+          </w:p>
+        </w:tc>
+        <w:tc>
+          <w:tcPr>
+            <w:tcW w:w="1441" w:type="dxa"/>
+            <w:tcBorders>
+              <w:top w:val="single" w:sz="4" w:space="0" w:color="000000"/>
+              <w:start w:val="single" w:sz="4" w:space="0" w:color="000000"/>
+              <w:bottom w:val="single" w:sz="4" w:space="0" w:color="000000"/>
+            </w:tcBorders>
+          </w:tcPr>
+          <w:p>
+            <w:pPr>
+              <w:pStyle w:val="TableContents"/>
+              <w:jc w:val="center"/>
+              <w:rPr/>
+            </w:pPr>
+            <w:r>
+              <w:rPr/>
+              <w:t>58</w:t>
             </w:r>
           </w:p>
         </w:tc>
@@ -10688,34 +11211,13 @@
             </w:pPr>
             <w:r>
               <w:rPr/>
-              <w:t>58</w:t>
+              <w:t>41</w:t>
             </w:r>
           </w:p>
         </w:tc>
         <w:tc>
           <w:tcPr>
-            <w:tcW w:w="1440" w:type="dxa"/>
-            <w:tcBorders>
-              <w:top w:val="single" w:sz="4" w:space="0" w:color="000000"/>
-              <w:start w:val="single" w:sz="4" w:space="0" w:color="000000"/>
-              <w:bottom w:val="single" w:sz="4" w:space="0" w:color="000000"/>
-            </w:tcBorders>
-          </w:tcPr>
-          <w:p>
-            <w:pPr>
-              <w:pStyle w:val="TableContents"/>
-              <w:jc w:val="center"/>
-              <w:rPr/>
-            </w:pPr>
-            <w:r>
-              <w:rPr/>
-              <w:t>41</w:t>
-            </w:r>
-          </w:p>
-        </w:tc>
-        <w:tc>
-          <w:tcPr>
-            <w:tcW w:w="1440" w:type="dxa"/>
+            <w:tcW w:w="1439" w:type="dxa"/>
             <w:tcBorders>
               <w:top w:val="single" w:sz="4" w:space="0" w:color="000000"/>
               <w:start w:val="single" w:sz="4" w:space="0" w:color="000000"/>
@@ -10773,7 +11275,858 @@
           <w:sz w:val="25"/>
           <w:szCs w:val="25"/>
         </w:rPr>
-        <w:t>Anh/chị mô phỏng chạy từng bước thuật toán tìm kiếm phị phân. Áp dụng giá trị cần tìm kiếm là 19 (Chú ý: Không viết code).</w:t>
+        <w:t xml:space="preserve">Anh/chị mô phỏng chạy từng bước thuật toán tìm kiếm </w:t>
+      </w:r>
+      <w:r>
+        <w:rPr>
+          <w:rFonts w:ascii="Times New Roman" w:hAnsi="Times New Roman"/>
+          <w:sz w:val="25"/>
+          <w:szCs w:val="25"/>
+        </w:rPr>
+        <w:t>n</w:t>
+      </w:r>
+      <w:r>
+        <w:rPr>
+          <w:rFonts w:ascii="Times New Roman" w:hAnsi="Times New Roman"/>
+          <w:sz w:val="25"/>
+          <w:szCs w:val="25"/>
+        </w:rPr>
+        <w:t>hị phân. Áp dụng giá trị cần tìm kiếm là 19 (Chú ý: Không viết code).</w:t>
+      </w:r>
+    </w:p>
+    <w:p>
+      <w:pPr>
+        <w:pStyle w:val="Normal"/>
+        <w:rPr>
+          <w:rFonts w:ascii="Times New Roman" w:hAnsi="Times New Roman"/>
+          <w:color w:val="5B277D"/>
+          <w:sz w:val="22"/>
+          <w:szCs w:val="22"/>
+        </w:rPr>
+      </w:pPr>
+      <w:r>
+        <w:rPr>
+          <w:rFonts w:ascii="Times New Roman" w:hAnsi="Times New Roman"/>
+          <w:color w:val="5B277D"/>
+          <w:sz w:val="22"/>
+          <w:szCs w:val="22"/>
+        </w:rPr>
+        <w:t>Vì mảng giảm dần, nên x nằm bên phải</w:t>
+      </w:r>
+    </w:p>
+    <w:p>
+      <w:pPr>
+        <w:pStyle w:val="Normal"/>
+        <w:rPr>
+          <w:rFonts w:ascii="Times New Roman" w:hAnsi="Times New Roman"/>
+          <w:color w:val="5B277D"/>
+          <w:sz w:val="22"/>
+          <w:szCs w:val="22"/>
+        </w:rPr>
+      </w:pPr>
+      <w:r>
+        <w:rPr>
+          <w:rFonts w:ascii="Times New Roman" w:hAnsi="Times New Roman"/>
+          <w:color w:val="5B277D"/>
+          <w:sz w:val="22"/>
+          <w:szCs w:val="22"/>
+        </w:rPr>
+        <w:t>Cập nhật:</w:t>
+      </w:r>
+    </w:p>
+    <w:p>
+      <w:pPr>
+        <w:pStyle w:val="Normal"/>
+        <w:rPr>
+          <w:rFonts w:ascii="Times New Roman" w:hAnsi="Times New Roman"/>
+          <w:color w:val="5B277D"/>
+          <w:sz w:val="22"/>
+          <w:szCs w:val="22"/>
+        </w:rPr>
+      </w:pPr>
+      <w:r>
+        <w:rPr>
+          <w:rFonts w:ascii="Times New Roman" w:hAnsi="Times New Roman"/>
+          <w:color w:val="5B277D"/>
+          <w:sz w:val="22"/>
+          <w:szCs w:val="22"/>
+        </w:rPr>
+        <w:t>left = mid + 1 = 3</w:t>
+      </w:r>
+    </w:p>
+    <w:p>
+      <w:pPr>
+        <w:pStyle w:val="Normal"/>
+        <w:rPr>
+          <w:rFonts w:ascii="Times New Roman" w:hAnsi="Times New Roman"/>
+          <w:color w:val="5B277D"/>
+          <w:sz w:val="22"/>
+          <w:szCs w:val="22"/>
+        </w:rPr>
+      </w:pPr>
+      <w:r>
+        <w:rPr>
+          <w:rFonts w:ascii="Times New Roman" w:hAnsi="Times New Roman"/>
+          <w:color w:val="5B277D"/>
+          <w:sz w:val="22"/>
+          <w:szCs w:val="22"/>
+        </w:rPr>
+      </w:r>
+    </w:p>
+    <w:p>
+      <w:pPr>
+        <w:pStyle w:val="Normal"/>
+        <w:rPr>
+          <w:rFonts w:ascii="Times New Roman" w:hAnsi="Times New Roman"/>
+          <w:color w:val="5B277D"/>
+          <w:sz w:val="22"/>
+          <w:szCs w:val="22"/>
+        </w:rPr>
+      </w:pPr>
+      <w:r>
+        <w:rPr>
+          <w:rFonts w:ascii="Times New Roman" w:hAnsi="Times New Roman"/>
+          <w:color w:val="5B277D"/>
+          <w:sz w:val="22"/>
+          <w:szCs w:val="22"/>
+        </w:rPr>
+        <w:t>Bước 2:</w:t>
+      </w:r>
+    </w:p>
+    <w:p>
+      <w:pPr>
+        <w:pStyle w:val="Normal"/>
+        <w:rPr>
+          <w:rFonts w:ascii="Times New Roman" w:hAnsi="Times New Roman"/>
+          <w:color w:val="5B277D"/>
+          <w:sz w:val="22"/>
+          <w:szCs w:val="22"/>
+        </w:rPr>
+      </w:pPr>
+      <w:r>
+        <w:rPr>
+          <w:rFonts w:ascii="Times New Roman" w:hAnsi="Times New Roman"/>
+          <w:color w:val="5B277D"/>
+          <w:sz w:val="22"/>
+          <w:szCs w:val="22"/>
+        </w:rPr>
+        <w:t>left = 3, right = 5</w:t>
+      </w:r>
+    </w:p>
+    <w:p>
+      <w:pPr>
+        <w:pStyle w:val="Normal"/>
+        <w:rPr>
+          <w:rFonts w:ascii="Times New Roman" w:hAnsi="Times New Roman"/>
+          <w:color w:val="5B277D"/>
+          <w:sz w:val="22"/>
+          <w:szCs w:val="22"/>
+        </w:rPr>
+      </w:pPr>
+      <w:r>
+        <w:rPr>
+          <w:rFonts w:ascii="Times New Roman" w:hAnsi="Times New Roman"/>
+          <w:color w:val="5B277D"/>
+          <w:sz w:val="22"/>
+          <w:szCs w:val="22"/>
+        </w:rPr>
+        <w:t>mid = (3 + 5) / 2 = 4</w:t>
+      </w:r>
+    </w:p>
+    <w:p>
+      <w:pPr>
+        <w:pStyle w:val="Normal"/>
+        <w:rPr>
+          <w:rFonts w:ascii="Times New Roman" w:hAnsi="Times New Roman"/>
+          <w:color w:val="5B277D"/>
+          <w:sz w:val="22"/>
+          <w:szCs w:val="22"/>
+        </w:rPr>
+      </w:pPr>
+      <w:r>
+        <w:rPr>
+          <w:rFonts w:ascii="Times New Roman" w:hAnsi="Times New Roman"/>
+          <w:color w:val="5B277D"/>
+          <w:sz w:val="22"/>
+          <w:szCs w:val="22"/>
+        </w:rPr>
+        <w:t>a[mid] = 29</w:t>
+      </w:r>
+    </w:p>
+    <w:p>
+      <w:pPr>
+        <w:pStyle w:val="Normal"/>
+        <w:rPr>
+          <w:rFonts w:ascii="Times New Roman" w:hAnsi="Times New Roman"/>
+          <w:color w:val="5B277D"/>
+          <w:sz w:val="22"/>
+          <w:szCs w:val="22"/>
+        </w:rPr>
+      </w:pPr>
+      <w:r>
+        <w:rPr>
+          <w:rFonts w:ascii="Times New Roman" w:hAnsi="Times New Roman"/>
+          <w:color w:val="5B277D"/>
+          <w:sz w:val="22"/>
+          <w:szCs w:val="22"/>
+        </w:rPr>
+        <w:t>So sánh:</w:t>
+      </w:r>
+    </w:p>
+    <w:p>
+      <w:pPr>
+        <w:pStyle w:val="Normal"/>
+        <w:rPr>
+          <w:rFonts w:ascii="Times New Roman" w:hAnsi="Times New Roman"/>
+          <w:color w:val="5B277D"/>
+          <w:sz w:val="22"/>
+          <w:szCs w:val="22"/>
+        </w:rPr>
+      </w:pPr>
+      <w:r>
+        <w:rPr>
+          <w:rFonts w:ascii="Times New Roman" w:hAnsi="Times New Roman"/>
+          <w:color w:val="5B277D"/>
+          <w:sz w:val="22"/>
+          <w:szCs w:val="22"/>
+        </w:rPr>
+        <w:t>19 &lt; 29</w:t>
+      </w:r>
+    </w:p>
+    <w:p>
+      <w:pPr>
+        <w:pStyle w:val="Normal"/>
+        <w:rPr>
+          <w:rFonts w:ascii="Times New Roman" w:hAnsi="Times New Roman"/>
+          <w:color w:val="5B277D"/>
+          <w:sz w:val="22"/>
+          <w:szCs w:val="22"/>
+        </w:rPr>
+      </w:pPr>
+      <w:r>
+        <w:rPr>
+          <w:rFonts w:ascii="Times New Roman" w:hAnsi="Times New Roman"/>
+          <w:color w:val="5B277D"/>
+          <w:sz w:val="22"/>
+          <w:szCs w:val="22"/>
+        </w:rPr>
+        <w:t>Mảng giảm dần → tiếp tục tìm bên phải</w:t>
+      </w:r>
+    </w:p>
+    <w:p>
+      <w:pPr>
+        <w:pStyle w:val="Normal"/>
+        <w:rPr>
+          <w:rFonts w:ascii="Times New Roman" w:hAnsi="Times New Roman"/>
+          <w:color w:val="5B277D"/>
+          <w:sz w:val="22"/>
+          <w:szCs w:val="22"/>
+        </w:rPr>
+      </w:pPr>
+      <w:r>
+        <w:rPr>
+          <w:rFonts w:ascii="Times New Roman" w:hAnsi="Times New Roman"/>
+          <w:color w:val="5B277D"/>
+          <w:sz w:val="22"/>
+          <w:szCs w:val="22"/>
+        </w:rPr>
+        <w:t>Cập nhật:</w:t>
+      </w:r>
+    </w:p>
+    <w:p>
+      <w:pPr>
+        <w:pStyle w:val="Normal"/>
+        <w:rPr>
+          <w:rFonts w:ascii="Times New Roman" w:hAnsi="Times New Roman"/>
+          <w:color w:val="5B277D"/>
+          <w:sz w:val="22"/>
+          <w:szCs w:val="22"/>
+        </w:rPr>
+      </w:pPr>
+      <w:r>
+        <w:rPr>
+          <w:rFonts w:ascii="Times New Roman" w:hAnsi="Times New Roman"/>
+          <w:color w:val="5B277D"/>
+          <w:sz w:val="22"/>
+          <w:szCs w:val="22"/>
+        </w:rPr>
+        <w:t>left = mid + 1 = 5</w:t>
+      </w:r>
+    </w:p>
+    <w:p>
+      <w:pPr>
+        <w:pStyle w:val="Normal"/>
+        <w:rPr>
+          <w:rFonts w:ascii="Times New Roman" w:hAnsi="Times New Roman"/>
+          <w:color w:val="5B277D"/>
+          <w:sz w:val="22"/>
+          <w:szCs w:val="22"/>
+        </w:rPr>
+      </w:pPr>
+      <w:r>
+        <w:rPr>
+          <w:rFonts w:ascii="Times New Roman" w:hAnsi="Times New Roman"/>
+          <w:color w:val="5B277D"/>
+          <w:sz w:val="22"/>
+          <w:szCs w:val="22"/>
+        </w:rPr>
+      </w:r>
+    </w:p>
+    <w:p>
+      <w:pPr>
+        <w:pStyle w:val="Normal"/>
+        <w:rPr>
+          <w:rFonts w:ascii="Times New Roman" w:hAnsi="Times New Roman"/>
+          <w:color w:val="5B277D"/>
+          <w:sz w:val="22"/>
+          <w:szCs w:val="22"/>
+        </w:rPr>
+      </w:pPr>
+      <w:r>
+        <w:rPr>
+          <w:rFonts w:ascii="Times New Roman" w:hAnsi="Times New Roman"/>
+          <w:color w:val="5B277D"/>
+          <w:sz w:val="22"/>
+          <w:szCs w:val="22"/>
+        </w:rPr>
+        <w:t>Bước 3:</w:t>
+      </w:r>
+    </w:p>
+    <w:p>
+      <w:pPr>
+        <w:pStyle w:val="Normal"/>
+        <w:rPr>
+          <w:rFonts w:ascii="Times New Roman" w:hAnsi="Times New Roman"/>
+          <w:color w:val="5B277D"/>
+          <w:sz w:val="22"/>
+          <w:szCs w:val="22"/>
+        </w:rPr>
+      </w:pPr>
+      <w:r>
+        <w:rPr>
+          <w:rFonts w:ascii="Times New Roman" w:hAnsi="Times New Roman"/>
+          <w:color w:val="5B277D"/>
+          <w:sz w:val="22"/>
+          <w:szCs w:val="22"/>
+        </w:rPr>
+        <w:t>left = 5, right = 5</w:t>
+      </w:r>
+    </w:p>
+    <w:p>
+      <w:pPr>
+        <w:pStyle w:val="Normal"/>
+        <w:rPr>
+          <w:rFonts w:ascii="Times New Roman" w:hAnsi="Times New Roman"/>
+          <w:color w:val="5B277D"/>
+          <w:sz w:val="22"/>
+          <w:szCs w:val="22"/>
+        </w:rPr>
+      </w:pPr>
+      <w:r>
+        <w:rPr>
+          <w:rFonts w:ascii="Times New Roman" w:hAnsi="Times New Roman"/>
+          <w:color w:val="5B277D"/>
+          <w:sz w:val="22"/>
+          <w:szCs w:val="22"/>
+        </w:rPr>
+        <w:t>mid = (5 + 5) / 2 = 5</w:t>
+      </w:r>
+    </w:p>
+    <w:p>
+      <w:pPr>
+        <w:pStyle w:val="Normal"/>
+        <w:rPr>
+          <w:rFonts w:ascii="Times New Roman" w:hAnsi="Times New Roman"/>
+          <w:color w:val="5B277D"/>
+          <w:sz w:val="22"/>
+          <w:szCs w:val="22"/>
+        </w:rPr>
+      </w:pPr>
+      <w:r>
+        <w:rPr>
+          <w:rFonts w:ascii="Times New Roman" w:hAnsi="Times New Roman"/>
+          <w:color w:val="5B277D"/>
+          <w:sz w:val="22"/>
+          <w:szCs w:val="22"/>
+        </w:rPr>
+        <w:t>a[mid] = 14</w:t>
+      </w:r>
+    </w:p>
+    <w:p>
+      <w:pPr>
+        <w:pStyle w:val="Normal"/>
+        <w:rPr>
+          <w:rFonts w:ascii="Times New Roman" w:hAnsi="Times New Roman"/>
+          <w:color w:val="5B277D"/>
+          <w:sz w:val="22"/>
+          <w:szCs w:val="22"/>
+        </w:rPr>
+      </w:pPr>
+      <w:r>
+        <w:rPr>
+          <w:rFonts w:ascii="Times New Roman" w:hAnsi="Times New Roman"/>
+          <w:color w:val="5B277D"/>
+          <w:sz w:val="22"/>
+          <w:szCs w:val="22"/>
+        </w:rPr>
+        <w:t>So sánh:</w:t>
+      </w:r>
+    </w:p>
+    <w:p>
+      <w:pPr>
+        <w:pStyle w:val="Normal"/>
+        <w:rPr>
+          <w:rFonts w:ascii="Times New Roman" w:hAnsi="Times New Roman"/>
+          <w:color w:val="5B277D"/>
+          <w:sz w:val="22"/>
+          <w:szCs w:val="22"/>
+        </w:rPr>
+      </w:pPr>
+      <w:r>
+        <w:rPr>
+          <w:rFonts w:ascii="Times New Roman" w:hAnsi="Times New Roman"/>
+          <w:color w:val="5B277D"/>
+          <w:sz w:val="22"/>
+          <w:szCs w:val="22"/>
+        </w:rPr>
+        <w:t>19 &gt; 14</w:t>
+      </w:r>
+    </w:p>
+    <w:p>
+      <w:pPr>
+        <w:pStyle w:val="Normal"/>
+        <w:rPr>
+          <w:rFonts w:ascii="Times New Roman" w:hAnsi="Times New Roman"/>
+          <w:color w:val="5B277D"/>
+          <w:sz w:val="22"/>
+          <w:szCs w:val="22"/>
+        </w:rPr>
+      </w:pPr>
+      <w:r>
+        <w:rPr>
+          <w:rFonts w:ascii="Times New Roman" w:hAnsi="Times New Roman"/>
+          <w:color w:val="5B277D"/>
+          <w:sz w:val="22"/>
+          <w:szCs w:val="22"/>
+        </w:rPr>
+        <w:t>Mảng giảm dần → tìm bên trái</w:t>
+      </w:r>
+    </w:p>
+    <w:p>
+      <w:pPr>
+        <w:pStyle w:val="Normal"/>
+        <w:rPr>
+          <w:rFonts w:ascii="Times New Roman" w:hAnsi="Times New Roman"/>
+          <w:color w:val="5B277D"/>
+          <w:sz w:val="22"/>
+          <w:szCs w:val="22"/>
+        </w:rPr>
+      </w:pPr>
+      <w:r>
+        <w:rPr>
+          <w:rFonts w:ascii="Times New Roman" w:hAnsi="Times New Roman"/>
+          <w:color w:val="5B277D"/>
+          <w:sz w:val="22"/>
+          <w:szCs w:val="22"/>
+        </w:rPr>
+        <w:t>Cập nhật:</w:t>
+      </w:r>
+    </w:p>
+    <w:p>
+      <w:pPr>
+        <w:pStyle w:val="Normal"/>
+        <w:rPr>
+          <w:rFonts w:ascii="Times New Roman" w:hAnsi="Times New Roman"/>
+          <w:color w:val="5B277D"/>
+          <w:sz w:val="22"/>
+          <w:szCs w:val="22"/>
+        </w:rPr>
+      </w:pPr>
+      <w:r>
+        <w:rPr>
+          <w:rFonts w:ascii="Times New Roman" w:hAnsi="Times New Roman"/>
+          <w:color w:val="5B277D"/>
+          <w:sz w:val="22"/>
+          <w:szCs w:val="22"/>
+        </w:rPr>
+        <w:t>right = mid - 1 = 4</w:t>
+      </w:r>
+    </w:p>
+    <w:p>
+      <w:pPr>
+        <w:pStyle w:val="Normal"/>
+        <w:rPr>
+          <w:rFonts w:ascii="Times New Roman" w:hAnsi="Times New Roman"/>
+          <w:color w:val="5B277D"/>
+          <w:sz w:val="22"/>
+          <w:szCs w:val="22"/>
+        </w:rPr>
+      </w:pPr>
+      <w:r>
+        <w:rPr>
+          <w:rFonts w:ascii="Times New Roman" w:hAnsi="Times New Roman"/>
+          <w:color w:val="5B277D"/>
+          <w:sz w:val="22"/>
+          <w:szCs w:val="22"/>
+        </w:rPr>
+      </w:r>
+    </w:p>
+    <w:p>
+      <w:pPr>
+        <w:pStyle w:val="Normal"/>
+        <w:rPr>
+          <w:rFonts w:ascii="Times New Roman" w:hAnsi="Times New Roman"/>
+          <w:color w:val="5B277D"/>
+          <w:sz w:val="22"/>
+          <w:szCs w:val="22"/>
+        </w:rPr>
+      </w:pPr>
+      <w:r>
+        <w:rPr>
+          <w:rFonts w:ascii="Times New Roman" w:hAnsi="Times New Roman"/>
+          <w:color w:val="5B277D"/>
+          <w:sz w:val="22"/>
+          <w:szCs w:val="22"/>
+        </w:rPr>
+        <w:t>Kết thúc:</w:t>
+      </w:r>
+    </w:p>
+    <w:p>
+      <w:pPr>
+        <w:pStyle w:val="Normal"/>
+        <w:rPr>
+          <w:rFonts w:ascii="Times New Roman" w:hAnsi="Times New Roman"/>
+          <w:color w:val="5B277D"/>
+          <w:sz w:val="22"/>
+          <w:szCs w:val="22"/>
+        </w:rPr>
+      </w:pPr>
+      <w:r>
+        <w:rPr>
+          <w:rFonts w:ascii="Times New Roman" w:hAnsi="Times New Roman"/>
+          <w:color w:val="5B277D"/>
+          <w:sz w:val="22"/>
+          <w:szCs w:val="22"/>
+        </w:rPr>
+        <w:t>left = 5, right = 4 → left &gt; right</w:t>
+      </w:r>
+    </w:p>
+    <w:p>
+      <w:pPr>
+        <w:pStyle w:val="Normal"/>
+        <w:rPr>
+          <w:rFonts w:ascii="Times New Roman" w:hAnsi="Times New Roman"/>
+          <w:color w:val="5B277D"/>
+          <w:sz w:val="22"/>
+          <w:szCs w:val="22"/>
+        </w:rPr>
+      </w:pPr>
+      <w:r>
+        <w:rPr>
+          <w:rFonts w:ascii="Times New Roman" w:hAnsi="Times New Roman"/>
+          <w:color w:val="5B277D"/>
+          <w:sz w:val="22"/>
+          <w:szCs w:val="22"/>
+        </w:rPr>
+        <w:t>Dừng thuật toán</w:t>
+      </w:r>
+    </w:p>
+    <w:p>
+      <w:pPr>
+        <w:pStyle w:val="Normal"/>
+        <w:rPr>
+          <w:rFonts w:ascii="Times New Roman" w:hAnsi="Times New Roman"/>
+          <w:color w:val="5B277D"/>
+          <w:sz w:val="22"/>
+          <w:szCs w:val="22"/>
+        </w:rPr>
+      </w:pPr>
+      <w:r>
+        <w:rPr>
+          <w:rFonts w:ascii="Times New Roman" w:hAnsi="Times New Roman"/>
+          <w:color w:val="5B277D"/>
+          <w:sz w:val="22"/>
+          <w:szCs w:val="22"/>
+        </w:rPr>
+        <w:t>Kết luận:</w:t>
+      </w:r>
+    </w:p>
+    <w:p>
+      <w:pPr>
+        <w:pStyle w:val="Normal"/>
+        <w:rPr>
+          <w:rFonts w:ascii="Times New Roman" w:hAnsi="Times New Roman"/>
+          <w:color w:val="5B277D"/>
+          <w:sz w:val="22"/>
+          <w:szCs w:val="22"/>
+        </w:rPr>
+      </w:pPr>
+      <w:r>
+        <w:rPr>
+          <w:rFonts w:ascii="Times New Roman" w:hAnsi="Times New Roman"/>
+          <w:color w:val="5B277D"/>
+          <w:sz w:val="22"/>
+          <w:szCs w:val="22"/>
+        </w:rPr>
+        <w:t>Không tìm thấy giá trị 19 trong dãy</w:t>
+      </w:r>
+    </w:p>
+    <w:p>
+      <w:pPr>
+        <w:pStyle w:val="Normal"/>
+        <w:rPr>
+          <w:rFonts w:ascii="Times New Roman" w:hAnsi="Times New Roman"/>
+          <w:color w:val="5B277D"/>
+          <w:sz w:val="22"/>
+          <w:szCs w:val="22"/>
+        </w:rPr>
+      </w:pPr>
+      <w:r>
+        <w:rPr>
+          <w:rFonts w:ascii="Times New Roman" w:hAnsi="Times New Roman"/>
+          <w:color w:val="5B277D"/>
+          <w:sz w:val="22"/>
+          <w:szCs w:val="22"/>
+        </w:rPr>
+        <w:t>Thuật toán kết thúc sau 3 lần so sánh</w:t>
+      </w:r>
+    </w:p>
+    <w:p>
+      <w:pPr>
+        <w:pStyle w:val="Normal"/>
+        <w:rPr>
+          <w:rFonts w:ascii="Times New Roman" w:hAnsi="Times New Roman"/>
+          <w:sz w:val="25"/>
+          <w:szCs w:val="25"/>
+        </w:rPr>
+      </w:pPr>
+      <w:r>
+        <w:rPr>
+          <w:rFonts w:ascii="Times New Roman" w:hAnsi="Times New Roman"/>
+          <w:sz w:val="25"/>
+          <w:szCs w:val="25"/>
+        </w:rPr>
+      </w:r>
+    </w:p>
+    <w:p>
+      <w:pPr>
+        <w:pStyle w:val="Normal"/>
+        <w:rPr>
+          <w:rFonts w:ascii="Times New Roman" w:hAnsi="Times New Roman"/>
+          <w:sz w:val="25"/>
+          <w:szCs w:val="25"/>
+        </w:rPr>
+      </w:pPr>
+      <w:r>
+        <w:rPr>
+          <w:rFonts w:ascii="Times New Roman" w:hAnsi="Times New Roman"/>
+          <w:sz w:val="25"/>
+          <w:szCs w:val="25"/>
+        </w:rPr>
+      </w:r>
+    </w:p>
+    <w:p>
+      <w:pPr>
+        <w:pStyle w:val="Normal"/>
+        <w:rPr>
+          <w:rFonts w:ascii="Times New Roman" w:hAnsi="Times New Roman"/>
+          <w:sz w:val="25"/>
+          <w:szCs w:val="25"/>
+        </w:rPr>
+      </w:pPr>
+      <w:r>
+        <w:rPr>
+          <w:rFonts w:ascii="Times New Roman" w:hAnsi="Times New Roman"/>
+          <w:sz w:val="25"/>
+          <w:szCs w:val="25"/>
+        </w:rPr>
+      </w:r>
+    </w:p>
+    <w:p>
+      <w:pPr>
+        <w:pStyle w:val="Normal"/>
+        <w:rPr>
+          <w:rFonts w:ascii="Times New Roman" w:hAnsi="Times New Roman"/>
+          <w:sz w:val="25"/>
+          <w:szCs w:val="25"/>
+        </w:rPr>
+      </w:pPr>
+      <w:r>
+        <w:rPr>
+          <w:rFonts w:ascii="Times New Roman" w:hAnsi="Times New Roman"/>
+          <w:sz w:val="25"/>
+          <w:szCs w:val="25"/>
+        </w:rPr>
+      </w:r>
+    </w:p>
+    <w:p>
+      <w:pPr>
+        <w:pStyle w:val="Normal"/>
+        <w:rPr>
+          <w:rFonts w:ascii="Times New Roman" w:hAnsi="Times New Roman"/>
+          <w:sz w:val="25"/>
+          <w:szCs w:val="25"/>
+        </w:rPr>
+      </w:pPr>
+      <w:r>
+        <w:rPr>
+          <w:rFonts w:ascii="Times New Roman" w:hAnsi="Times New Roman"/>
+          <w:sz w:val="25"/>
+          <w:szCs w:val="25"/>
+        </w:rPr>
+      </w:r>
+    </w:p>
+    <w:p>
+      <w:pPr>
+        <w:pStyle w:val="Normal"/>
+        <w:rPr>
+          <w:rFonts w:ascii="Times New Roman" w:hAnsi="Times New Roman"/>
+          <w:sz w:val="25"/>
+          <w:szCs w:val="25"/>
+        </w:rPr>
+      </w:pPr>
+      <w:r>
+        <w:rPr>
+          <w:rFonts w:ascii="Times New Roman" w:hAnsi="Times New Roman"/>
+          <w:sz w:val="25"/>
+          <w:szCs w:val="25"/>
+        </w:rPr>
+      </w:r>
+    </w:p>
+    <w:p>
+      <w:pPr>
+        <w:pStyle w:val="Normal"/>
+        <w:rPr>
+          <w:rFonts w:ascii="Times New Roman" w:hAnsi="Times New Roman"/>
+          <w:sz w:val="25"/>
+          <w:szCs w:val="25"/>
+        </w:rPr>
+      </w:pPr>
+      <w:r>
+        <w:rPr>
+          <w:rFonts w:ascii="Times New Roman" w:hAnsi="Times New Roman"/>
+          <w:sz w:val="25"/>
+          <w:szCs w:val="25"/>
+        </w:rPr>
+      </w:r>
+    </w:p>
+    <w:p>
+      <w:pPr>
+        <w:pStyle w:val="Normal"/>
+        <w:rPr>
+          <w:rFonts w:ascii="Times New Roman" w:hAnsi="Times New Roman"/>
+          <w:sz w:val="25"/>
+          <w:szCs w:val="25"/>
+        </w:rPr>
+      </w:pPr>
+      <w:r>
+        <w:rPr>
+          <w:rFonts w:ascii="Times New Roman" w:hAnsi="Times New Roman"/>
+          <w:sz w:val="25"/>
+          <w:szCs w:val="25"/>
+        </w:rPr>
+      </w:r>
+    </w:p>
+    <w:p>
+      <w:pPr>
+        <w:pStyle w:val="Normal"/>
+        <w:rPr>
+          <w:rFonts w:ascii="Times New Roman" w:hAnsi="Times New Roman"/>
+          <w:sz w:val="25"/>
+          <w:szCs w:val="25"/>
+        </w:rPr>
+      </w:pPr>
+      <w:r>
+        <w:rPr>
+          <w:rFonts w:ascii="Times New Roman" w:hAnsi="Times New Roman"/>
+          <w:sz w:val="25"/>
+          <w:szCs w:val="25"/>
+        </w:rPr>
+      </w:r>
+    </w:p>
+    <w:p>
+      <w:pPr>
+        <w:pStyle w:val="Normal"/>
+        <w:rPr>
+          <w:rFonts w:ascii="Times New Roman" w:hAnsi="Times New Roman"/>
+          <w:sz w:val="25"/>
+          <w:szCs w:val="25"/>
+        </w:rPr>
+      </w:pPr>
+      <w:r>
+        <w:rPr>
+          <w:rFonts w:ascii="Times New Roman" w:hAnsi="Times New Roman"/>
+          <w:sz w:val="25"/>
+          <w:szCs w:val="25"/>
+        </w:rPr>
+      </w:r>
+    </w:p>
+    <w:p>
+      <w:pPr>
+        <w:pStyle w:val="Normal"/>
+        <w:rPr>
+          <w:rFonts w:ascii="Times New Roman" w:hAnsi="Times New Roman"/>
+          <w:sz w:val="25"/>
+          <w:szCs w:val="25"/>
+        </w:rPr>
+      </w:pPr>
+      <w:r>
+        <w:rPr>
+          <w:rFonts w:ascii="Times New Roman" w:hAnsi="Times New Roman"/>
+          <w:sz w:val="25"/>
+          <w:szCs w:val="25"/>
+        </w:rPr>
+      </w:r>
+    </w:p>
+    <w:p>
+      <w:pPr>
+        <w:pStyle w:val="Normal"/>
+        <w:rPr>
+          <w:rFonts w:ascii="Times New Roman" w:hAnsi="Times New Roman"/>
+          <w:sz w:val="25"/>
+          <w:szCs w:val="25"/>
+        </w:rPr>
+      </w:pPr>
+      <w:r>
+        <w:rPr>
+          <w:rFonts w:ascii="Times New Roman" w:hAnsi="Times New Roman"/>
+          <w:sz w:val="25"/>
+          <w:szCs w:val="25"/>
+        </w:rPr>
+      </w:r>
+    </w:p>
+    <w:p>
+      <w:pPr>
+        <w:pStyle w:val="Normal"/>
+        <w:rPr>
+          <w:rFonts w:ascii="Times New Roman" w:hAnsi="Times New Roman"/>
+          <w:sz w:val="25"/>
+          <w:szCs w:val="25"/>
+        </w:rPr>
+      </w:pPr>
+      <w:r>
+        <w:rPr>
+          <w:rFonts w:ascii="Times New Roman" w:hAnsi="Times New Roman"/>
+          <w:sz w:val="25"/>
+          <w:szCs w:val="25"/>
+        </w:rPr>
+      </w:r>
+    </w:p>
+    <w:p>
+      <w:pPr>
+        <w:pStyle w:val="Normal"/>
+        <w:rPr>
+          <w:rFonts w:ascii="Times New Roman" w:hAnsi="Times New Roman"/>
+          <w:sz w:val="25"/>
+          <w:szCs w:val="25"/>
+        </w:rPr>
+      </w:pPr>
+      <w:r>
+        <w:rPr>
+          <w:rFonts w:ascii="Times New Roman" w:hAnsi="Times New Roman"/>
+          <w:sz w:val="25"/>
+          <w:szCs w:val="25"/>
+        </w:rPr>
       </w:r>
     </w:p>
     <w:p>
@@ -10810,17 +12163,7 @@
           <w:sz w:val="25"/>
           <w:szCs w:val="25"/>
         </w:rPr>
-        <w:t xml:space="preserve">Câu </w:t>
-      </w:r>
-      <w:r>
-        <w:rPr>
-          <w:rFonts w:ascii="Times New Roman" w:hAnsi="Times New Roman"/>
-          <w:b/>
-          <w:bCs/>
-          <w:sz w:val="25"/>
-          <w:szCs w:val="25"/>
-        </w:rPr>
-        <w:t>9</w:t>
+        <w:t>Câu 9</w:t>
       </w:r>
       <w:r>
         <w:rPr>
@@ -10851,7 +12194,7 @@
         <w:gridCol w:w="1234"/>
         <w:gridCol w:w="1234"/>
         <w:gridCol w:w="1235"/>
-        <w:gridCol w:w="1234"/>
+        <w:gridCol w:w="1233"/>
       </w:tblGrid>
       <w:tr>
         <w:trPr/>
@@ -10983,7 +12326,7 @@
         </w:tc>
         <w:tc>
           <w:tcPr>
-            <w:tcW w:w="1234" w:type="dxa"/>
+            <w:tcW w:w="1233" w:type="dxa"/>
             <w:tcBorders>
               <w:top w:val="single" w:sz="4" w:space="0" w:color="000000"/>
               <w:start w:val="single" w:sz="4" w:space="0" w:color="000000"/>
@@ -11010,6 +12353,799 @@
         <w:pStyle w:val="Normal"/>
         <w:rPr>
           <w:rFonts w:ascii="Times New Roman" w:hAnsi="Times New Roman"/>
+          <w:color w:val="5B277D"/>
+          <w:sz w:val="22"/>
+          <w:szCs w:val="22"/>
+        </w:rPr>
+      </w:pPr>
+      <w:r>
+        <w:rPr>
+          <w:rFonts w:ascii="Times New Roman" w:hAnsi="Times New Roman"/>
+          <w:color w:val="5B277D"/>
+          <w:sz w:val="22"/>
+          <w:szCs w:val="22"/>
+        </w:rPr>
+        <w:t>Quy ước:</w:t>
+      </w:r>
+    </w:p>
+    <w:p>
+      <w:pPr>
+        <w:pStyle w:val="Normal"/>
+        <w:rPr>
+          <w:rFonts w:ascii="Times New Roman" w:hAnsi="Times New Roman"/>
+          <w:color w:val="5B277D"/>
+          <w:sz w:val="22"/>
+          <w:szCs w:val="22"/>
+        </w:rPr>
+      </w:pPr>
+      <w:r>
+        <w:rPr>
+          <w:rFonts w:ascii="Times New Roman" w:hAnsi="Times New Roman"/>
+          <w:color w:val="5B277D"/>
+          <w:sz w:val="22"/>
+          <w:szCs w:val="22"/>
+        </w:rPr>
+        <w:t>Phần bên trái đang được sắp xếp giảm dần</w:t>
+      </w:r>
+    </w:p>
+    <w:p>
+      <w:pPr>
+        <w:pStyle w:val="Normal"/>
+        <w:rPr>
+          <w:rFonts w:ascii="Times New Roman" w:hAnsi="Times New Roman"/>
+          <w:color w:val="5B277D"/>
+          <w:sz w:val="22"/>
+          <w:szCs w:val="22"/>
+        </w:rPr>
+      </w:pPr>
+      <w:r>
+        <w:rPr>
+          <w:rFonts w:ascii="Times New Roman" w:hAnsi="Times New Roman"/>
+          <w:color w:val="5B277D"/>
+          <w:sz w:val="22"/>
+          <w:szCs w:val="22"/>
+        </w:rPr>
+        <w:t>Mỗi bước lấy 1 phần tử chèn vào đúng vị trí</w:t>
+      </w:r>
+    </w:p>
+    <w:p>
+      <w:pPr>
+        <w:pStyle w:val="Normal"/>
+        <w:rPr>
+          <w:rFonts w:ascii="Times New Roman" w:hAnsi="Times New Roman"/>
+          <w:color w:val="5B277D"/>
+          <w:sz w:val="22"/>
+          <w:szCs w:val="22"/>
+        </w:rPr>
+      </w:pPr>
+      <w:r>
+        <w:rPr>
+          <w:rFonts w:ascii="Times New Roman" w:hAnsi="Times New Roman"/>
+          <w:color w:val="5B277D"/>
+          <w:sz w:val="22"/>
+          <w:szCs w:val="22"/>
+        </w:rPr>
+      </w:r>
+    </w:p>
+    <w:p>
+      <w:pPr>
+        <w:pStyle w:val="Normal"/>
+        <w:rPr>
+          <w:rFonts w:ascii="Times New Roman" w:hAnsi="Times New Roman"/>
+          <w:color w:val="5B277D"/>
+          <w:sz w:val="22"/>
+          <w:szCs w:val="22"/>
+        </w:rPr>
+      </w:pPr>
+      <w:r>
+        <w:rPr>
+          <w:rFonts w:ascii="Times New Roman" w:hAnsi="Times New Roman"/>
+          <w:color w:val="5B277D"/>
+          <w:sz w:val="22"/>
+          <w:szCs w:val="22"/>
+        </w:rPr>
+        <w:t>Mô phỏng từng bước:</w:t>
+      </w:r>
+    </w:p>
+    <w:p>
+      <w:pPr>
+        <w:pStyle w:val="Normal"/>
+        <w:rPr>
+          <w:rFonts w:ascii="Times New Roman" w:hAnsi="Times New Roman"/>
+          <w:color w:val="5B277D"/>
+          <w:sz w:val="22"/>
+          <w:szCs w:val="22"/>
+        </w:rPr>
+      </w:pPr>
+      <w:r>
+        <w:rPr>
+          <w:rFonts w:ascii="Times New Roman" w:hAnsi="Times New Roman"/>
+          <w:color w:val="5B277D"/>
+          <w:sz w:val="22"/>
+          <w:szCs w:val="22"/>
+        </w:rPr>
+        <w:t>Bước 1 (i = 1, chèn 69)</w:t>
+      </w:r>
+    </w:p>
+    <w:p>
+      <w:pPr>
+        <w:pStyle w:val="Normal"/>
+        <w:rPr>
+          <w:rFonts w:ascii="Times New Roman" w:hAnsi="Times New Roman"/>
+          <w:color w:val="5B277D"/>
+          <w:sz w:val="22"/>
+          <w:szCs w:val="22"/>
+        </w:rPr>
+      </w:pPr>
+      <w:r>
+        <w:rPr>
+          <w:rFonts w:ascii="Times New Roman" w:hAnsi="Times New Roman"/>
+          <w:color w:val="5B277D"/>
+          <w:sz w:val="22"/>
+          <w:szCs w:val="22"/>
+        </w:rPr>
+        <w:t>Dãy đã sắp xếp: [11]</w:t>
+      </w:r>
+    </w:p>
+    <w:p>
+      <w:pPr>
+        <w:pStyle w:val="Normal"/>
+        <w:rPr>
+          <w:rFonts w:ascii="Times New Roman" w:hAnsi="Times New Roman"/>
+          <w:color w:val="5B277D"/>
+          <w:sz w:val="22"/>
+          <w:szCs w:val="22"/>
+        </w:rPr>
+      </w:pPr>
+      <w:r>
+        <w:rPr>
+          <w:rFonts w:ascii="Times New Roman" w:hAnsi="Times New Roman"/>
+          <w:color w:val="5B277D"/>
+          <w:sz w:val="22"/>
+          <w:szCs w:val="22"/>
+        </w:rPr>
+        <w:t>So sánh: 69 &gt; 11 → chèn trước</w:t>
+      </w:r>
+    </w:p>
+    <w:p>
+      <w:pPr>
+        <w:pStyle w:val="Normal"/>
+        <w:rPr>
+          <w:rFonts w:ascii="Times New Roman" w:hAnsi="Times New Roman"/>
+          <w:color w:val="5B277D"/>
+          <w:sz w:val="22"/>
+          <w:szCs w:val="22"/>
+        </w:rPr>
+      </w:pPr>
+      <w:r>
+        <w:rPr>
+          <w:rFonts w:ascii="Times New Roman" w:hAnsi="Times New Roman"/>
+          <w:color w:val="5B277D"/>
+          <w:sz w:val="22"/>
+          <w:szCs w:val="22"/>
+        </w:rPr>
+        <w:t>69 | 11 | 42 | 54 | 83 | 76 | 92</w:t>
+      </w:r>
+    </w:p>
+    <w:p>
+      <w:pPr>
+        <w:pStyle w:val="Normal"/>
+        <w:rPr>
+          <w:rFonts w:ascii="Times New Roman" w:hAnsi="Times New Roman"/>
+          <w:color w:val="5B277D"/>
+          <w:sz w:val="22"/>
+          <w:szCs w:val="22"/>
+        </w:rPr>
+      </w:pPr>
+      <w:r>
+        <w:rPr>
+          <w:rFonts w:ascii="Times New Roman" w:hAnsi="Times New Roman"/>
+          <w:color w:val="5B277D"/>
+          <w:sz w:val="22"/>
+          <w:szCs w:val="22"/>
+        </w:rPr>
+      </w:r>
+    </w:p>
+    <w:p>
+      <w:pPr>
+        <w:pStyle w:val="Normal"/>
+        <w:rPr>
+          <w:rFonts w:ascii="Times New Roman" w:hAnsi="Times New Roman"/>
+          <w:color w:val="5B277D"/>
+          <w:sz w:val="22"/>
+          <w:szCs w:val="22"/>
+        </w:rPr>
+      </w:pPr>
+      <w:r>
+        <w:rPr>
+          <w:rFonts w:ascii="Times New Roman" w:hAnsi="Times New Roman"/>
+          <w:color w:val="5B277D"/>
+          <w:sz w:val="22"/>
+          <w:szCs w:val="22"/>
+        </w:rPr>
+        <w:t>Bước 2 (i = 2, chèn 42)</w:t>
+      </w:r>
+    </w:p>
+    <w:p>
+      <w:pPr>
+        <w:pStyle w:val="Normal"/>
+        <w:rPr>
+          <w:rFonts w:ascii="Times New Roman" w:hAnsi="Times New Roman"/>
+          <w:color w:val="5B277D"/>
+          <w:sz w:val="22"/>
+          <w:szCs w:val="22"/>
+        </w:rPr>
+      </w:pPr>
+      <w:r>
+        <w:rPr>
+          <w:rFonts w:ascii="Times New Roman" w:hAnsi="Times New Roman"/>
+          <w:color w:val="5B277D"/>
+          <w:sz w:val="22"/>
+          <w:szCs w:val="22"/>
+        </w:rPr>
+        <w:t>Dãy đã sắp xếp: [69 | 11]</w:t>
+      </w:r>
+    </w:p>
+    <w:p>
+      <w:pPr>
+        <w:pStyle w:val="Normal"/>
+        <w:rPr>
+          <w:rFonts w:ascii="Times New Roman" w:hAnsi="Times New Roman"/>
+          <w:color w:val="5B277D"/>
+          <w:sz w:val="22"/>
+          <w:szCs w:val="22"/>
+        </w:rPr>
+      </w:pPr>
+      <w:r>
+        <w:rPr>
+          <w:rFonts w:ascii="Times New Roman" w:hAnsi="Times New Roman"/>
+          <w:color w:val="5B277D"/>
+          <w:sz w:val="22"/>
+          <w:szCs w:val="22"/>
+        </w:rPr>
+        <w:t>42 &lt; 69 → không chèn trước 69</w:t>
+      </w:r>
+    </w:p>
+    <w:p>
+      <w:pPr>
+        <w:pStyle w:val="Normal"/>
+        <w:rPr>
+          <w:rFonts w:ascii="Times New Roman" w:hAnsi="Times New Roman"/>
+          <w:color w:val="5B277D"/>
+          <w:sz w:val="22"/>
+          <w:szCs w:val="22"/>
+        </w:rPr>
+      </w:pPr>
+      <w:r>
+        <w:rPr>
+          <w:rFonts w:ascii="Times New Roman" w:hAnsi="Times New Roman"/>
+          <w:color w:val="5B277D"/>
+          <w:sz w:val="22"/>
+          <w:szCs w:val="22"/>
+        </w:rPr>
+        <w:t>42 &gt; 11 → chèn giữa</w:t>
+      </w:r>
+    </w:p>
+    <w:p>
+      <w:pPr>
+        <w:pStyle w:val="Normal"/>
+        <w:rPr>
+          <w:rFonts w:ascii="Times New Roman" w:hAnsi="Times New Roman"/>
+          <w:color w:val="5B277D"/>
+          <w:sz w:val="22"/>
+          <w:szCs w:val="22"/>
+        </w:rPr>
+      </w:pPr>
+      <w:r>
+        <w:rPr>
+          <w:rFonts w:ascii="Times New Roman" w:hAnsi="Times New Roman"/>
+          <w:color w:val="5B277D"/>
+          <w:sz w:val="22"/>
+          <w:szCs w:val="22"/>
+        </w:rPr>
+        <w:t>69 | 42 | 11 | 54 | 83 | 76 | 92</w:t>
+      </w:r>
+    </w:p>
+    <w:p>
+      <w:pPr>
+        <w:pStyle w:val="Normal"/>
+        <w:rPr>
+          <w:rFonts w:ascii="Times New Roman" w:hAnsi="Times New Roman"/>
+          <w:color w:val="5B277D"/>
+          <w:sz w:val="22"/>
+          <w:szCs w:val="22"/>
+        </w:rPr>
+      </w:pPr>
+      <w:r>
+        <w:rPr>
+          <w:rFonts w:ascii="Times New Roman" w:hAnsi="Times New Roman"/>
+          <w:color w:val="5B277D"/>
+          <w:sz w:val="22"/>
+          <w:szCs w:val="22"/>
+        </w:rPr>
+      </w:r>
+    </w:p>
+    <w:p>
+      <w:pPr>
+        <w:pStyle w:val="Normal"/>
+        <w:rPr>
+          <w:rFonts w:ascii="Times New Roman" w:hAnsi="Times New Roman"/>
+          <w:color w:val="5B277D"/>
+          <w:sz w:val="22"/>
+          <w:szCs w:val="22"/>
+        </w:rPr>
+      </w:pPr>
+      <w:r>
+        <w:rPr>
+          <w:rFonts w:ascii="Times New Roman" w:hAnsi="Times New Roman"/>
+          <w:color w:val="5B277D"/>
+          <w:sz w:val="22"/>
+          <w:szCs w:val="22"/>
+        </w:rPr>
+        <w:t>Bước 3 (i = 3, chèn 54)</w:t>
+      </w:r>
+    </w:p>
+    <w:p>
+      <w:pPr>
+        <w:pStyle w:val="Normal"/>
+        <w:rPr>
+          <w:rFonts w:ascii="Times New Roman" w:hAnsi="Times New Roman"/>
+          <w:color w:val="5B277D"/>
+          <w:sz w:val="22"/>
+          <w:szCs w:val="22"/>
+        </w:rPr>
+      </w:pPr>
+      <w:r>
+        <w:rPr>
+          <w:rFonts w:ascii="Times New Roman" w:hAnsi="Times New Roman"/>
+          <w:color w:val="5B277D"/>
+          <w:sz w:val="22"/>
+          <w:szCs w:val="22"/>
+        </w:rPr>
+        <w:t>Dãy đã sắp xếp: [69 | 42 | 11]</w:t>
+      </w:r>
+    </w:p>
+    <w:p>
+      <w:pPr>
+        <w:pStyle w:val="Normal"/>
+        <w:rPr>
+          <w:rFonts w:ascii="Times New Roman" w:hAnsi="Times New Roman"/>
+          <w:color w:val="5B277D"/>
+          <w:sz w:val="22"/>
+          <w:szCs w:val="22"/>
+        </w:rPr>
+      </w:pPr>
+      <w:r>
+        <w:rPr>
+          <w:rFonts w:ascii="Times New Roman" w:hAnsi="Times New Roman"/>
+          <w:color w:val="5B277D"/>
+          <w:sz w:val="22"/>
+          <w:szCs w:val="22"/>
+        </w:rPr>
+        <w:t>54 &lt; 69</w:t>
+      </w:r>
+    </w:p>
+    <w:p>
+      <w:pPr>
+        <w:pStyle w:val="Normal"/>
+        <w:rPr>
+          <w:rFonts w:ascii="Times New Roman" w:hAnsi="Times New Roman"/>
+          <w:color w:val="5B277D"/>
+          <w:sz w:val="22"/>
+          <w:szCs w:val="22"/>
+        </w:rPr>
+      </w:pPr>
+      <w:r>
+        <w:rPr>
+          <w:rFonts w:ascii="Times New Roman" w:hAnsi="Times New Roman"/>
+          <w:color w:val="5B277D"/>
+          <w:sz w:val="22"/>
+          <w:szCs w:val="22"/>
+        </w:rPr>
+        <w:t>54 &gt; 42 → chèn giữa</w:t>
+      </w:r>
+    </w:p>
+    <w:p>
+      <w:pPr>
+        <w:pStyle w:val="Normal"/>
+        <w:rPr>
+          <w:rFonts w:ascii="Times New Roman" w:hAnsi="Times New Roman"/>
+          <w:color w:val="5B277D"/>
+          <w:sz w:val="22"/>
+          <w:szCs w:val="22"/>
+        </w:rPr>
+      </w:pPr>
+      <w:r>
+        <w:rPr>
+          <w:rFonts w:ascii="Times New Roman" w:hAnsi="Times New Roman"/>
+          <w:color w:val="5B277D"/>
+          <w:sz w:val="22"/>
+          <w:szCs w:val="22"/>
+        </w:rPr>
+        <w:t>69 | 54 | 42 | 11 | 83 | 76 | 92</w:t>
+      </w:r>
+    </w:p>
+    <w:p>
+      <w:pPr>
+        <w:pStyle w:val="Normal"/>
+        <w:rPr>
+          <w:rFonts w:ascii="Times New Roman" w:hAnsi="Times New Roman"/>
+          <w:color w:val="5B277D"/>
+          <w:sz w:val="22"/>
+          <w:szCs w:val="22"/>
+        </w:rPr>
+      </w:pPr>
+      <w:r>
+        <w:rPr>
+          <w:rFonts w:ascii="Times New Roman" w:hAnsi="Times New Roman"/>
+          <w:color w:val="5B277D"/>
+          <w:sz w:val="22"/>
+          <w:szCs w:val="22"/>
+        </w:rPr>
+      </w:r>
+    </w:p>
+    <w:p>
+      <w:pPr>
+        <w:pStyle w:val="Normal"/>
+        <w:rPr>
+          <w:rFonts w:ascii="Times New Roman" w:hAnsi="Times New Roman"/>
+          <w:color w:val="5B277D"/>
+          <w:sz w:val="22"/>
+          <w:szCs w:val="22"/>
+        </w:rPr>
+      </w:pPr>
+      <w:r>
+        <w:rPr>
+          <w:rFonts w:ascii="Times New Roman" w:hAnsi="Times New Roman"/>
+          <w:color w:val="5B277D"/>
+          <w:sz w:val="22"/>
+          <w:szCs w:val="22"/>
+        </w:rPr>
+        <w:t>Bước 4 (i = 4, chèn 83)</w:t>
+      </w:r>
+    </w:p>
+    <w:p>
+      <w:pPr>
+        <w:pStyle w:val="Normal"/>
+        <w:rPr>
+          <w:rFonts w:ascii="Times New Roman" w:hAnsi="Times New Roman"/>
+          <w:color w:val="5B277D"/>
+          <w:sz w:val="22"/>
+          <w:szCs w:val="22"/>
+        </w:rPr>
+      </w:pPr>
+      <w:r>
+        <w:rPr>
+          <w:rFonts w:ascii="Times New Roman" w:hAnsi="Times New Roman"/>
+          <w:color w:val="5B277D"/>
+          <w:sz w:val="22"/>
+          <w:szCs w:val="22"/>
+        </w:rPr>
+        <w:t>Dãy đã sắp xếp: [69 | 54 | 42 | 11]</w:t>
+      </w:r>
+    </w:p>
+    <w:p>
+      <w:pPr>
+        <w:pStyle w:val="Normal"/>
+        <w:rPr>
+          <w:rFonts w:ascii="Times New Roman" w:hAnsi="Times New Roman"/>
+          <w:color w:val="5B277D"/>
+          <w:sz w:val="22"/>
+          <w:szCs w:val="22"/>
+        </w:rPr>
+      </w:pPr>
+      <w:r>
+        <w:rPr>
+          <w:rFonts w:ascii="Times New Roman" w:hAnsi="Times New Roman"/>
+          <w:color w:val="5B277D"/>
+          <w:sz w:val="22"/>
+          <w:szCs w:val="22"/>
+        </w:rPr>
+        <w:t>83 &gt; 69 → chèn đầu</w:t>
+      </w:r>
+    </w:p>
+    <w:p>
+      <w:pPr>
+        <w:pStyle w:val="Normal"/>
+        <w:rPr>
+          <w:rFonts w:ascii="Times New Roman" w:hAnsi="Times New Roman"/>
+          <w:color w:val="5B277D"/>
+          <w:sz w:val="22"/>
+          <w:szCs w:val="22"/>
+        </w:rPr>
+      </w:pPr>
+      <w:r>
+        <w:rPr>
+          <w:rFonts w:ascii="Times New Roman" w:hAnsi="Times New Roman"/>
+          <w:color w:val="5B277D"/>
+          <w:sz w:val="22"/>
+          <w:szCs w:val="22"/>
+        </w:rPr>
+        <w:t>83 | 69 | 54 | 42 | 11 | 76 | 92</w:t>
+      </w:r>
+    </w:p>
+    <w:p>
+      <w:pPr>
+        <w:pStyle w:val="Normal"/>
+        <w:rPr>
+          <w:rFonts w:ascii="Times New Roman" w:hAnsi="Times New Roman"/>
+          <w:color w:val="5B277D"/>
+          <w:sz w:val="22"/>
+          <w:szCs w:val="22"/>
+        </w:rPr>
+      </w:pPr>
+      <w:r>
+        <w:rPr>
+          <w:rFonts w:ascii="Times New Roman" w:hAnsi="Times New Roman"/>
+          <w:color w:val="5B277D"/>
+          <w:sz w:val="22"/>
+          <w:szCs w:val="22"/>
+        </w:rPr>
+      </w:r>
+    </w:p>
+    <w:p>
+      <w:pPr>
+        <w:pStyle w:val="Normal"/>
+        <w:rPr>
+          <w:rFonts w:ascii="Times New Roman" w:hAnsi="Times New Roman"/>
+          <w:color w:val="5B277D"/>
+          <w:sz w:val="22"/>
+          <w:szCs w:val="22"/>
+        </w:rPr>
+      </w:pPr>
+      <w:r>
+        <w:rPr>
+          <w:rFonts w:ascii="Times New Roman" w:hAnsi="Times New Roman"/>
+          <w:color w:val="5B277D"/>
+          <w:sz w:val="22"/>
+          <w:szCs w:val="22"/>
+        </w:rPr>
+        <w:t>Bước 5 (i = 5, chèn 76)</w:t>
+      </w:r>
+    </w:p>
+    <w:p>
+      <w:pPr>
+        <w:pStyle w:val="Normal"/>
+        <w:rPr>
+          <w:rFonts w:ascii="Times New Roman" w:hAnsi="Times New Roman"/>
+          <w:color w:val="5B277D"/>
+          <w:sz w:val="22"/>
+          <w:szCs w:val="22"/>
+        </w:rPr>
+      </w:pPr>
+      <w:r>
+        <w:rPr>
+          <w:rFonts w:ascii="Times New Roman" w:hAnsi="Times New Roman"/>
+          <w:color w:val="5B277D"/>
+          <w:sz w:val="22"/>
+          <w:szCs w:val="22"/>
+        </w:rPr>
+        <w:t>Dãy đã sắp xếp: [83 | 69 | 54 | 42 | 11]</w:t>
+      </w:r>
+    </w:p>
+    <w:p>
+      <w:pPr>
+        <w:pStyle w:val="Normal"/>
+        <w:rPr>
+          <w:rFonts w:ascii="Times New Roman" w:hAnsi="Times New Roman"/>
+          <w:color w:val="5B277D"/>
+          <w:sz w:val="22"/>
+          <w:szCs w:val="22"/>
+        </w:rPr>
+      </w:pPr>
+      <w:r>
+        <w:rPr>
+          <w:rFonts w:ascii="Times New Roman" w:hAnsi="Times New Roman"/>
+          <w:color w:val="5B277D"/>
+          <w:sz w:val="22"/>
+          <w:szCs w:val="22"/>
+        </w:rPr>
+        <w:t>76 &lt; 83</w:t>
+      </w:r>
+    </w:p>
+    <w:p>
+      <w:pPr>
+        <w:pStyle w:val="Normal"/>
+        <w:rPr>
+          <w:rFonts w:ascii="Times New Roman" w:hAnsi="Times New Roman"/>
+          <w:color w:val="5B277D"/>
+          <w:sz w:val="22"/>
+          <w:szCs w:val="22"/>
+        </w:rPr>
+      </w:pPr>
+      <w:r>
+        <w:rPr>
+          <w:rFonts w:ascii="Times New Roman" w:hAnsi="Times New Roman"/>
+          <w:color w:val="5B277D"/>
+          <w:sz w:val="22"/>
+          <w:szCs w:val="22"/>
+        </w:rPr>
+        <w:t>76 &gt; 69 → chèn sau 83</w:t>
+      </w:r>
+    </w:p>
+    <w:p>
+      <w:pPr>
+        <w:pStyle w:val="Normal"/>
+        <w:rPr>
+          <w:rFonts w:ascii="Times New Roman" w:hAnsi="Times New Roman"/>
+          <w:color w:val="5B277D"/>
+          <w:sz w:val="22"/>
+          <w:szCs w:val="22"/>
+        </w:rPr>
+      </w:pPr>
+      <w:r>
+        <w:rPr>
+          <w:rFonts w:ascii="Times New Roman" w:hAnsi="Times New Roman"/>
+          <w:color w:val="5B277D"/>
+          <w:sz w:val="22"/>
+          <w:szCs w:val="22"/>
+        </w:rPr>
+        <w:t>83 | 76 | 69 | 54 | 42 | 11 | 92</w:t>
+      </w:r>
+    </w:p>
+    <w:p>
+      <w:pPr>
+        <w:pStyle w:val="Normal"/>
+        <w:rPr>
+          <w:rFonts w:ascii="Times New Roman" w:hAnsi="Times New Roman"/>
+          <w:color w:val="5B277D"/>
+          <w:sz w:val="22"/>
+          <w:szCs w:val="22"/>
+        </w:rPr>
+      </w:pPr>
+      <w:r>
+        <w:rPr>
+          <w:rFonts w:ascii="Times New Roman" w:hAnsi="Times New Roman"/>
+          <w:color w:val="5B277D"/>
+          <w:sz w:val="22"/>
+          <w:szCs w:val="22"/>
+        </w:rPr>
+      </w:r>
+    </w:p>
+    <w:p>
+      <w:pPr>
+        <w:pStyle w:val="Normal"/>
+        <w:rPr>
+          <w:rFonts w:ascii="Times New Roman" w:hAnsi="Times New Roman"/>
+          <w:color w:val="5B277D"/>
+          <w:sz w:val="22"/>
+          <w:szCs w:val="22"/>
+        </w:rPr>
+      </w:pPr>
+      <w:r>
+        <w:rPr>
+          <w:rFonts w:ascii="Times New Roman" w:hAnsi="Times New Roman"/>
+          <w:color w:val="5B277D"/>
+          <w:sz w:val="22"/>
+          <w:szCs w:val="22"/>
+        </w:rPr>
+        <w:t>Bước 6 (i = 6, chèn 92)</w:t>
+      </w:r>
+    </w:p>
+    <w:p>
+      <w:pPr>
+        <w:pStyle w:val="Normal"/>
+        <w:rPr>
+          <w:rFonts w:ascii="Times New Roman" w:hAnsi="Times New Roman"/>
+          <w:color w:val="5B277D"/>
+          <w:sz w:val="22"/>
+          <w:szCs w:val="22"/>
+        </w:rPr>
+      </w:pPr>
+      <w:r>
+        <w:rPr>
+          <w:rFonts w:ascii="Times New Roman" w:hAnsi="Times New Roman"/>
+          <w:color w:val="5B277D"/>
+          <w:sz w:val="22"/>
+          <w:szCs w:val="22"/>
+        </w:rPr>
+        <w:t>Dãy đã sắp xếp: [83 | 76 | 69 | 54 | 42 | 11]</w:t>
+      </w:r>
+    </w:p>
+    <w:p>
+      <w:pPr>
+        <w:pStyle w:val="Normal"/>
+        <w:rPr>
+          <w:rFonts w:ascii="Times New Roman" w:hAnsi="Times New Roman"/>
+          <w:color w:val="5B277D"/>
+          <w:sz w:val="22"/>
+          <w:szCs w:val="22"/>
+        </w:rPr>
+      </w:pPr>
+      <w:r>
+        <w:rPr>
+          <w:rFonts w:ascii="Times New Roman" w:hAnsi="Times New Roman"/>
+          <w:color w:val="5B277D"/>
+          <w:sz w:val="22"/>
+          <w:szCs w:val="22"/>
+        </w:rPr>
+        <w:t>92 &gt; 83 → chèn đầu</w:t>
+      </w:r>
+    </w:p>
+    <w:p>
+      <w:pPr>
+        <w:pStyle w:val="Normal"/>
+        <w:rPr>
+          <w:rFonts w:ascii="Times New Roman" w:hAnsi="Times New Roman"/>
+          <w:color w:val="5B277D"/>
+          <w:sz w:val="22"/>
+          <w:szCs w:val="22"/>
+        </w:rPr>
+      </w:pPr>
+      <w:r>
+        <w:rPr>
+          <w:rFonts w:ascii="Times New Roman" w:hAnsi="Times New Roman"/>
+          <w:color w:val="5B277D"/>
+          <w:sz w:val="22"/>
+          <w:szCs w:val="22"/>
+        </w:rPr>
+        <w:t>92 | 83 | 76 | 69 | 54 | 42 | 11</w:t>
+      </w:r>
+    </w:p>
+    <w:p>
+      <w:pPr>
+        <w:pStyle w:val="Normal"/>
+        <w:rPr>
+          <w:rFonts w:ascii="Times New Roman" w:hAnsi="Times New Roman"/>
+          <w:color w:val="5B277D"/>
+          <w:sz w:val="22"/>
+          <w:szCs w:val="22"/>
+        </w:rPr>
+      </w:pPr>
+      <w:r>
+        <w:rPr>
+          <w:rFonts w:ascii="Times New Roman" w:hAnsi="Times New Roman"/>
+          <w:color w:val="5B277D"/>
+          <w:sz w:val="22"/>
+          <w:szCs w:val="22"/>
+        </w:rPr>
+      </w:r>
+    </w:p>
+    <w:p>
+      <w:pPr>
+        <w:pStyle w:val="Normal"/>
+        <w:rPr>
+          <w:rFonts w:ascii="Times New Roman" w:hAnsi="Times New Roman"/>
+          <w:color w:val="5B277D"/>
+          <w:sz w:val="22"/>
+          <w:szCs w:val="22"/>
+        </w:rPr>
+      </w:pPr>
+      <w:r>
+        <w:rPr>
+          <w:rFonts w:ascii="Times New Roman" w:hAnsi="Times New Roman"/>
+          <w:color w:val="5B277D"/>
+          <w:sz w:val="22"/>
+          <w:szCs w:val="22"/>
+        </w:rPr>
+        <w:t>Kết quả cuối cùng (giảm dần):</w:t>
+      </w:r>
+    </w:p>
+    <w:p>
+      <w:pPr>
+        <w:pStyle w:val="Normal"/>
+        <w:rPr>
+          <w:rFonts w:ascii="Times New Roman" w:hAnsi="Times New Roman"/>
+          <w:color w:val="5B277D"/>
+          <w:sz w:val="22"/>
+          <w:szCs w:val="22"/>
+        </w:rPr>
+      </w:pPr>
+      <w:r>
+        <w:rPr>
+          <w:rFonts w:ascii="Times New Roman" w:hAnsi="Times New Roman"/>
+          <w:color w:val="5B277D"/>
+          <w:sz w:val="22"/>
+          <w:szCs w:val="22"/>
+        </w:rPr>
+        <w:t>92 | 83 | 76 | 69 | 54 | 42 | 11</w:t>
+      </w:r>
+    </w:p>
+    <w:p>
+      <w:pPr>
+        <w:pStyle w:val="Normal"/>
+        <w:rPr>
+          <w:rFonts w:ascii="Times New Roman" w:hAnsi="Times New Roman"/>
           <w:sz w:val="25"/>
           <w:szCs w:val="25"/>
         </w:rPr>
@@ -11154,17 +13290,7 @@
           <w:sz w:val="25"/>
           <w:szCs w:val="25"/>
         </w:rPr>
-        <w:t xml:space="preserve">Câu </w:t>
-      </w:r>
-      <w:r>
-        <w:rPr>
-          <w:rFonts w:ascii="Times New Roman" w:hAnsi="Times New Roman"/>
-          <w:b/>
-          <w:bCs/>
-          <w:sz w:val="25"/>
-          <w:szCs w:val="25"/>
-        </w:rPr>
-        <w:t>10</w:t>
+        <w:t>Câu 10</w:t>
       </w:r>
       <w:r>
         <w:rPr>
@@ -11200,14 +13326,14 @@
         </w:tblCellMar>
       </w:tblPr>
       <w:tblGrid>
-        <w:gridCol w:w="4986"/>
+        <w:gridCol w:w="4985"/>
         <w:gridCol w:w="4986"/>
       </w:tblGrid>
       <w:tr>
         <w:trPr/>
         <w:tc>
           <w:tcPr>
-            <w:tcW w:w="4986" w:type="dxa"/>
+            <w:tcW w:w="4985" w:type="dxa"/>
             <w:tcBorders>
               <w:top w:val="single" w:sz="4" w:space="0" w:color="000000"/>
               <w:start w:val="single" w:sz="4" w:space="0" w:color="000000"/>
@@ -11739,14 +13865,7 @@
           <w:b/>
           <w:bCs/>
         </w:rPr>
-        <w:t xml:space="preserve">Câu </w:t>
-      </w:r>
-      <w:r>
-        <w:rPr>
-          <w:b/>
-          <w:bCs/>
-        </w:rPr>
-        <w:t>11</w:t>
+        <w:t>Câu 11</w:t>
       </w:r>
       <w:r>
         <w:rPr/>
@@ -11778,14 +13897,14 @@
         </w:tblCellMar>
       </w:tblPr>
       <w:tblGrid>
-        <w:gridCol w:w="4986"/>
+        <w:gridCol w:w="4985"/>
         <w:gridCol w:w="4986"/>
       </w:tblGrid>
       <w:tr>
         <w:trPr/>
         <w:tc>
           <w:tcPr>
-            <w:tcW w:w="4986" w:type="dxa"/>
+            <w:tcW w:w="4985" w:type="dxa"/>
             <w:tcBorders>
               <w:top w:val="single" w:sz="4" w:space="0" w:color="000000"/>
               <w:start w:val="single" w:sz="4" w:space="0" w:color="000000"/>
@@ -12352,11 +14471,7 @@
         </w:rPr>
       </w:pPr>
       <w:r>
-        <w:rPr>
-          <w:rFonts w:ascii="Times New Roman" w:hAnsi="Times New Roman"/>
-          <w:sz w:val="25"/>
-          <w:szCs w:val="25"/>
-        </w:rPr>
+        <w:rPr/>
         <w:drawing>
           <wp:inline distT="0" distB="0" distL="0" distR="0">
             <wp:extent cx="2797175" cy="636905"/>
@@ -12430,15 +14545,7 @@
         <w:t>Index dương:</w:t>
         <w:tab/>
         <w:tab/>
-        <w:t xml:space="preserve"> </w:t>
-      </w:r>
-      <w:r>
-        <w:rPr>
-          <w:rFonts w:ascii="Times New Roman" w:hAnsi="Times New Roman"/>
-          <w:sz w:val="25"/>
-          <w:szCs w:val="25"/>
-        </w:rPr>
-        <w:t>0</w:t>
+        <w:t xml:space="preserve"> 0</w:t>
         <w:tab/>
         <w:t xml:space="preserve"> 1</w:t>
         <w:tab/>
@@ -12447,27 +14554,12 @@
         <w:t xml:space="preserve"> 3</w:t>
         <w:tab/>
         <w:t xml:space="preserve"> 4</w:t>
-      </w:r>
-      <w:r>
-        <w:rPr>
-          <w:rFonts w:ascii="Times New Roman" w:hAnsi="Times New Roman"/>
-          <w:sz w:val="25"/>
-          <w:szCs w:val="25"/>
-        </w:rPr>
         <w:br/>
         <w:tab/>
         <w:t>Index âm:</w:t>
         <w:tab/>
         <w:tab/>
-        <w:t>-</w:t>
-      </w:r>
-      <w:r>
-        <w:rPr>
-          <w:rFonts w:ascii="Times New Roman" w:hAnsi="Times New Roman"/>
-          <w:sz w:val="25"/>
-          <w:szCs w:val="25"/>
-        </w:rPr>
-        <w:t>5</w:t>
+        <w:t>-5</w:t>
         <w:tab/>
         <w:t>-4</w:t>
         <w:tab/>
@@ -12476,23 +14568,8 @@
         <w:t>-2</w:t>
         <w:tab/>
         <w:t>-1</w:t>
-      </w:r>
-      <w:r>
-        <w:rPr>
-          <w:rFonts w:ascii="Times New Roman" w:hAnsi="Times New Roman"/>
-          <w:sz w:val="25"/>
-          <w:szCs w:val="25"/>
-        </w:rPr>
         <w:br/>
-        <w:t>Giả sử có một bộ chỉ số nguyên (index) âm, dương được dùng để xác định vị trí các Node trong Queue (xem hình min</w:t>
-      </w:r>
-      <w:r>
-        <w:rPr>
-          <w:rFonts w:ascii="Times New Roman" w:hAnsi="Times New Roman"/>
-          <w:sz w:val="25"/>
-          <w:szCs w:val="25"/>
-        </w:rPr>
-        <w:t>h họa phía trên).</w:t>
+        <w:t>Giả sử có một bộ chỉ số nguyên (index) âm, dương được dùng để xác định vị trí các Node trong Queue (xem hình minh họa phía trên).</w:t>
       </w:r>
     </w:p>
     <w:p>
@@ -12765,14 +14842,14 @@
         </w:tblCellMar>
       </w:tblPr>
       <w:tblGrid>
-        <w:gridCol w:w="4986"/>
+        <w:gridCol w:w="4985"/>
         <w:gridCol w:w="4986"/>
       </w:tblGrid>
       <w:tr>
         <w:trPr/>
         <w:tc>
           <w:tcPr>
-            <w:tcW w:w="4986" w:type="dxa"/>
+            <w:tcW w:w="4985" w:type="dxa"/>
             <w:tcBorders>
               <w:top w:val="single" w:sz="4" w:space="0" w:color="000000"/>
               <w:start w:val="single" w:sz="4" w:space="0" w:color="000000"/>
@@ -13286,15 +15363,7 @@
           <w:sz w:val="25"/>
           <w:szCs w:val="25"/>
         </w:rPr>
-        <w:t>-</w:t>
-      </w:r>
-      <w:r>
-        <w:rPr>
-          <w:rFonts w:ascii="Times New Roman" w:hAnsi="Times New Roman"/>
-          <w:sz w:val="25"/>
-          <w:szCs w:val="25"/>
-        </w:rPr>
-        <w:t>5.8</w:t>
+        <w:t>-5.8</w:t>
         <w:tab/>
         <w:t>3.5</w:t>
         <w:tab/>
